--- a/18_DOCX/AUTO_FAQ_0058_0077.docx
+++ b/18_DOCX/AUTO_FAQ_0058_0077.docx
@@ -7,19 +7,23 @@
         <w:pStyle w:val="Heading1"/>
       </w:pPr>
       <w:r>
-        <w:t>AUTO_FAQ_0058_0077 - Sétimo e oitavo lotes de FAQs AUTO</w:t>
-      </w:r>
-    </w:p>
-    <w:p>
-      <w:r>
-        <w:t>————————————————————————</w:t>
-      </w:r>
-    </w:p>
+        <w:rPr>
+          <w:color w:val="4F81BD"/>
+          <w:sz w:val="32"/>
+        </w:rPr>
+        <w:t>AUTO_FAQ_0058_0077 - FAQs AUTO</w:t>
+      </w:r>
+    </w:p>
+    <w:p/>
     <w:p>
       <w:pPr>
         <w:pStyle w:val="Heading1"/>
       </w:pPr>
       <w:r>
+        <w:rPr>
+          <w:color w:val="4F81BD"/>
+          <w:sz w:val="32"/>
+        </w:rPr>
         <w:t>FAQ-AUTO-0058 - O que são exclusões do seguro?</w:t>
       </w:r>
     </w:p>
@@ -28,6 +32,10 @@
         <w:pStyle w:val="Heading2"/>
       </w:pPr>
       <w:r>
+        <w:rPr>
+          <w:color w:val="4F81BD"/>
+          <w:sz w:val="28"/>
+        </w:rPr>
         <w:t>Controle</w:t>
       </w:r>
     </w:p>
@@ -36,6 +44,808 @@
         <w:pStyle w:val="ListBullet"/>
       </w:pPr>
       <w:r>
+        <w:t>Versão: 0.2</w:t>
+      </w:r>
+    </w:p>
+    <w:p>
+      <w:pPr>
+        <w:pStyle w:val="ListBullet"/>
+      </w:pPr>
+      <w:r>
+        <w:t>Data: 2026-06-25</w:t>
+      </w:r>
+    </w:p>
+    <w:p>
+      <w:pPr>
+        <w:pStyle w:val="ListBullet"/>
+      </w:pPr>
+      <w:r>
+        <w:t>Autor: JP-BR Insurance Knowledge Base</w:t>
+      </w:r>
+    </w:p>
+    <w:p>
+      <w:pPr>
+        <w:pStyle w:val="ListBullet"/>
+      </w:pPr>
+      <w:r>
+        <w:t>Histórico: Criação inicial; reforço NotebookLM e compliance.</w:t>
+      </w:r>
+    </w:p>
+    <w:p>
+      <w:pPr>
+        <w:pStyle w:val="Heading2"/>
+      </w:pPr>
+      <w:r>
+        <w:rPr>
+          <w:color w:val="4F81BD"/>
+          <w:sz w:val="28"/>
+        </w:rPr>
+        <w:t>Código</w:t>
+      </w:r>
+    </w:p>
+    <w:p>
+      <w:r>
+        <w:t>FAQ-AUTO-0058</w:t>
+      </w:r>
+    </w:p>
+    <w:p>
+      <w:pPr>
+        <w:pStyle w:val="Heading2"/>
+      </w:pPr>
+      <w:r>
+        <w:rPr>
+          <w:color w:val="4F81BD"/>
+          <w:sz w:val="28"/>
+        </w:rPr>
+        <w:t>Categoria</w:t>
+      </w:r>
+    </w:p>
+    <w:p>
+      <w:r>
+        <w:t>AUTO</w:t>
+      </w:r>
+    </w:p>
+    <w:p>
+      <w:pPr>
+        <w:pStyle w:val="Heading2"/>
+      </w:pPr>
+      <w:r>
+        <w:rPr>
+          <w:color w:val="4F81BD"/>
+          <w:sz w:val="28"/>
+        </w:rPr>
+        <w:t>Pergunta</w:t>
+      </w:r>
+    </w:p>
+    <w:p>
+      <w:r>
+        <w:t>O que são exclusões do seguro?</w:t>
+      </w:r>
+    </w:p>
+    <w:p>
+      <w:pPr>
+        <w:pStyle w:val="Heading2"/>
+      </w:pPr>
+      <w:r>
+        <w:rPr>
+          <w:color w:val="4F81BD"/>
+          <w:sz w:val="28"/>
+        </w:rPr>
+        <w:t>Consulta natural em japonês</w:t>
+      </w:r>
+    </w:p>
+    <w:p>
+      <w:pPr>
+        <w:pStyle w:val="ListBullet"/>
+      </w:pPr>
+      <w:r>
+        <w:t>自動車保険の免責事項をブラジル人のお客様にどう説明しますか。</w:t>
+      </w:r>
+    </w:p>
+    <w:p>
+      <w:pPr>
+        <w:pStyle w:val="ListBullet"/>
+      </w:pPr>
+      <w:r>
+        <w:t>どのような場合に保険金が支払われない可能性がありますか。</w:t>
+      </w:r>
+    </w:p>
+    <w:p>
+      <w:pPr>
+        <w:pStyle w:val="Heading2"/>
+      </w:pPr>
+      <w:r>
+        <w:rPr>
+          <w:color w:val="4F81BD"/>
+          <w:sz w:val="28"/>
+        </w:rPr>
+        <w:t>Situação de atendimento</w:t>
+      </w:r>
+    </w:p>
+    <w:p>
+      <w:r>
+        <w:t>Cliente pergunta se uma situação especial, exclusão ou cobertura adicional se aplica ao seguro de automóvel.</w:t>
+      </w:r>
+    </w:p>
+    <w:p>
+      <w:pPr>
+        <w:pStyle w:val="Heading2"/>
+      </w:pPr>
+      <w:r>
+        <w:rPr>
+          <w:color w:val="4F81BD"/>
+          <w:sz w:val="28"/>
+        </w:rPr>
+        <w:t>Resposta técnica</w:t>
+      </w:r>
+    </w:p>
+    <w:p>
+      <w:r>
+        <w:t>Condições, situações ou eventos em que a seguradora pode não pagar indenização, conforme contrato e regras aplicáveis.</w:t>
+      </w:r>
+    </w:p>
+    <w:p>
+      <w:pPr>
+        <w:pStyle w:val="Heading2"/>
+      </w:pPr>
+      <w:r>
+        <w:rPr>
+          <w:color w:val="4F81BD"/>
+          <w:sz w:val="28"/>
+        </w:rPr>
+        <w:t>Como responder ao cliente brasileiro</w:t>
+      </w:r>
+    </w:p>
+    <w:p>
+      <w:r>
+        <w:t>Mesmo tendo seguro, existem situações que podem ficar fora da cobertura. Por isso precisamos confirmar as exclusões antes de prometer atendimento.</w:t>
+      </w:r>
+    </w:p>
+    <w:p>
+      <w:pPr>
+        <w:pStyle w:val="Heading2"/>
+      </w:pPr>
+      <w:r>
+        <w:rPr>
+          <w:color w:val="4F81BD"/>
+          <w:sz w:val="28"/>
+        </w:rPr>
+        <w:t>Próximo passo seguro</w:t>
+      </w:r>
+    </w:p>
+    <w:p>
+      <w:r>
+        <w:t>Apontar as exclusões no documento oficial e confirmar se a situação do cliente se enquadra antes de falar sobre cobertura.</w:t>
+      </w:r>
+    </w:p>
+    <w:p>
+      <w:pPr>
+        <w:pStyle w:val="Heading2"/>
+      </w:pPr>
+      <w:r>
+        <w:rPr>
+          <w:color w:val="4F81BD"/>
+          <w:sz w:val="28"/>
+        </w:rPr>
+        <w:t>Limite comercial/compliance</w:t>
+      </w:r>
+    </w:p>
+    <w:p>
+      <w:r>
+        <w:t>O corretor não deve prometer atendimento quando houver possível exclusão. Pagamento depende da apólice, fatos, documentos e análise da seguradora.</w:t>
+      </w:r>
+    </w:p>
+    <w:p>
+      <w:pPr>
+        <w:pStyle w:val="Heading2"/>
+      </w:pPr>
+      <w:r>
+        <w:rPr>
+          <w:color w:val="4F81BD"/>
+          <w:sz w:val="28"/>
+        </w:rPr>
+        <w:t>Termos relacionados</w:t>
+      </w:r>
+    </w:p>
+    <w:p>
+      <w:pPr>
+        <w:pStyle w:val="ListBullet"/>
+      </w:pPr>
+      <w:r>
+        <w:t>AUTO-0061 - 免責事項 - Exclusões e limitações de cobertura</w:t>
+      </w:r>
+    </w:p>
+    <w:p>
+      <w:pPr>
+        <w:pStyle w:val="Heading2"/>
+      </w:pPr>
+      <w:r>
+        <w:rPr>
+          <w:color w:val="4F81BD"/>
+          <w:sz w:val="28"/>
+        </w:rPr>
+        <w:t>Referências cruzadas</w:t>
+      </w:r>
+    </w:p>
+    <w:p>
+      <w:pPr>
+        <w:pStyle w:val="ListBullet"/>
+      </w:pPr>
+      <w:r>
+        <w:t>DIALOGUE-AUTO-0021</w:t>
+      </w:r>
+    </w:p>
+    <w:p>
+      <w:pPr>
+        <w:pStyle w:val="ListBullet"/>
+      </w:pPr>
+      <w:r>
+        <w:t>CASE-AUTO-0029</w:t>
+      </w:r>
+    </w:p>
+    <w:p>
+      <w:pPr>
+        <w:pStyle w:val="Heading2"/>
+      </w:pPr>
+      <w:r>
+        <w:rPr>
+          <w:color w:val="4F81BD"/>
+          <w:sz w:val="28"/>
+        </w:rPr>
+        <w:t>Referências</w:t>
+      </w:r>
+    </w:p>
+    <w:p>
+      <w:pPr>
+        <w:pStyle w:val="ListBullet"/>
+      </w:pPr>
+      <w:r>
+        <w:t>Documento interno: 02_MasterDictionary/AUTO/AUTO-0061.md</w:t>
+      </w:r>
+    </w:p>
+    <w:p>
+      <w:pPr>
+        <w:pStyle w:val="Heading2"/>
+      </w:pPr>
+      <w:r>
+        <w:rPr>
+          <w:color w:val="4F81BD"/>
+          <w:sz w:val="28"/>
+        </w:rPr>
+        <w:t>Tags</w:t>
+      </w:r>
+    </w:p>
+    <w:p>
+      <w:pPr>
+        <w:pStyle w:val="ListBullet"/>
+      </w:pPr>
+      <w:r>
+        <w:t>faq</w:t>
+      </w:r>
+    </w:p>
+    <w:p>
+      <w:pPr>
+        <w:pStyle w:val="ListBullet"/>
+      </w:pPr>
+      <w:r>
+        <w:t>auto</w:t>
+      </w:r>
+    </w:p>
+    <w:p>
+      <w:pPr>
+        <w:pStyle w:val="ListBullet"/>
+      </w:pPr>
+      <w:r>
+        <w:t>exclusao</w:t>
+      </w:r>
+    </w:p>
+    <w:p>
+      <w:pPr>
+        <w:pStyle w:val="ListBullet"/>
+      </w:pPr>
+      <w:r>
+        <w:t>cobertura</w:t>
+      </w:r>
+    </w:p>
+    <w:p>
+      <w:pPr>
+        <w:pStyle w:val="Heading2"/>
+      </w:pPr>
+      <w:r>
+        <w:rPr>
+          <w:color w:val="4F81BD"/>
+          <w:sz w:val="28"/>
+        </w:rPr>
+        <w:t>Veja também</w:t>
+      </w:r>
+    </w:p>
+    <w:p>
+      <w:pPr>
+        <w:pStyle w:val="ListBullet"/>
+      </w:pPr>
+      <w:r>
+        <w:t>02_MasterDictionary/AUTO/AUTO-0061.md</w:t>
+      </w:r>
+    </w:p>
+    <w:p>
+      <w:pPr>
+        <w:pStyle w:val="Heading2"/>
+      </w:pPr>
+      <w:r>
+        <w:rPr>
+          <w:color w:val="4F81BD"/>
+          <w:sz w:val="28"/>
+        </w:rPr>
+        <w:t>Histórico de revisão</w:t>
+      </w:r>
+    </w:p>
+    <w:p>
+      <w:r>
+        <w:rPr>
+          <w:rFonts w:ascii="Courier New" w:hAnsi="Courier New"/>
+          <w:sz w:val="16"/>
+        </w:rPr>
+        <w:t>| Data | Versão | Autor | Alteração |</w:t>
+      </w:r>
+    </w:p>
+    <w:p>
+      <w:r>
+        <w:rPr>
+          <w:rFonts w:ascii="Courier New" w:hAnsi="Courier New"/>
+          <w:sz w:val="16"/>
+        </w:rPr>
+        <w:t>| --- | --- | --- | --- |</w:t>
+      </w:r>
+    </w:p>
+    <w:p>
+      <w:r>
+        <w:rPr>
+          <w:rFonts w:ascii="Courier New" w:hAnsi="Courier New"/>
+          <w:sz w:val="16"/>
+        </w:rPr>
+        <w:t>| 2026-06-26 | 0.2 | JP-BR Insurance Knowledge Base | Inclusão de consulta japonesa, próximo passo seguro e limite comercial/compliance. |</w:t>
+      </w:r>
+    </w:p>
+    <w:p>
+      <w:r>
+        <w:rPr>
+          <w:rFonts w:ascii="Courier New" w:hAnsi="Courier New"/>
+          <w:sz w:val="16"/>
+        </w:rPr>
+        <w:t>| 2026-06-25 | 0.1 | JP-BR Insurance Knowledge Base | Criação inicial. |</w:t>
+      </w:r>
+    </w:p>
+    <w:p/>
+    <w:p>
+      <w:pPr>
+        <w:pStyle w:val="Heading1"/>
+      </w:pPr>
+      <w:r>
+        <w:rPr>
+          <w:color w:val="4F81BD"/>
+          <w:sz w:val="32"/>
+        </w:rPr>
+        <w:t>FAQ-AUTO-0059 - Como sei se uma situação está fora da cobertura?</w:t>
+      </w:r>
+    </w:p>
+    <w:p>
+      <w:pPr>
+        <w:pStyle w:val="Heading2"/>
+      </w:pPr>
+      <w:r>
+        <w:rPr>
+          <w:color w:val="4F81BD"/>
+          <w:sz w:val="28"/>
+        </w:rPr>
+        <w:t>Controle</w:t>
+      </w:r>
+    </w:p>
+    <w:p>
+      <w:pPr>
+        <w:pStyle w:val="ListBullet"/>
+      </w:pPr>
+      <w:r>
+        <w:t>Versão: 0.2</w:t>
+      </w:r>
+    </w:p>
+    <w:p>
+      <w:pPr>
+        <w:pStyle w:val="ListBullet"/>
+      </w:pPr>
+      <w:r>
+        <w:t>Data: 2026-06-25</w:t>
+      </w:r>
+    </w:p>
+    <w:p>
+      <w:pPr>
+        <w:pStyle w:val="ListBullet"/>
+      </w:pPr>
+      <w:r>
+        <w:t>Autor: JP-BR Insurance Knowledge Base</w:t>
+      </w:r>
+    </w:p>
+    <w:p>
+      <w:pPr>
+        <w:pStyle w:val="ListBullet"/>
+      </w:pPr>
+      <w:r>
+        <w:t>Histórico: Criação inicial; reforço NotebookLM e compliance.</w:t>
+      </w:r>
+    </w:p>
+    <w:p>
+      <w:pPr>
+        <w:pStyle w:val="Heading2"/>
+      </w:pPr>
+      <w:r>
+        <w:rPr>
+          <w:color w:val="4F81BD"/>
+          <w:sz w:val="28"/>
+        </w:rPr>
+        <w:t>Código</w:t>
+      </w:r>
+    </w:p>
+    <w:p>
+      <w:r>
+        <w:t>FAQ-AUTO-0059</w:t>
+      </w:r>
+    </w:p>
+    <w:p>
+      <w:pPr>
+        <w:pStyle w:val="Heading2"/>
+      </w:pPr>
+      <w:r>
+        <w:rPr>
+          <w:color w:val="4F81BD"/>
+          <w:sz w:val="28"/>
+        </w:rPr>
+        <w:t>Categoria</w:t>
+      </w:r>
+    </w:p>
+    <w:p>
+      <w:r>
+        <w:t>AUTO</w:t>
+      </w:r>
+    </w:p>
+    <w:p>
+      <w:pPr>
+        <w:pStyle w:val="Heading2"/>
+      </w:pPr>
+      <w:r>
+        <w:rPr>
+          <w:color w:val="4F81BD"/>
+          <w:sz w:val="28"/>
+        </w:rPr>
+        <w:t>Pergunta</w:t>
+      </w:r>
+    </w:p>
+    <w:p>
+      <w:r>
+        <w:t>Como sei se uma situação está fora da cobertura?</w:t>
+      </w:r>
+    </w:p>
+    <w:p>
+      <w:pPr>
+        <w:pStyle w:val="Heading2"/>
+      </w:pPr>
+      <w:r>
+        <w:rPr>
+          <w:color w:val="4F81BD"/>
+          <w:sz w:val="28"/>
+        </w:rPr>
+        <w:t>Consulta natural em japonês</w:t>
+      </w:r>
+    </w:p>
+    <w:p>
+      <w:pPr>
+        <w:pStyle w:val="ListBullet"/>
+      </w:pPr>
+      <w:r>
+        <w:t>補償対象外かどうかはどのように確認しますか。</w:t>
+      </w:r>
+    </w:p>
+    <w:p>
+      <w:pPr>
+        <w:pStyle w:val="ListBullet"/>
+      </w:pPr>
+      <w:r>
+        <w:t>補償対象外の可能性をブラジル人のお客様にどう説明しますか。</w:t>
+      </w:r>
+    </w:p>
+    <w:p>
+      <w:pPr>
+        <w:pStyle w:val="Heading2"/>
+      </w:pPr>
+      <w:r>
+        <w:rPr>
+          <w:color w:val="4F81BD"/>
+          <w:sz w:val="28"/>
+        </w:rPr>
+        <w:t>Situação de atendimento</w:t>
+      </w:r>
+    </w:p>
+    <w:p>
+      <w:r>
+        <w:t>Cliente pergunta se uma situação especial, exclusão ou cobertura adicional se aplica ao seguro de automóvel.</w:t>
+      </w:r>
+    </w:p>
+    <w:p>
+      <w:pPr>
+        <w:pStyle w:val="Heading2"/>
+      </w:pPr>
+      <w:r>
+        <w:rPr>
+          <w:color w:val="4F81BD"/>
+          <w:sz w:val="28"/>
+        </w:rPr>
+        <w:t>Resposta técnica</w:t>
+      </w:r>
+    </w:p>
+    <w:p>
+      <w:r>
+        <w:t>Situação, dano, uso ou pessoa que não está incluída na proteção contratada.</w:t>
+      </w:r>
+    </w:p>
+    <w:p>
+      <w:pPr>
+        <w:pStyle w:val="Heading2"/>
+      </w:pPr>
+      <w:r>
+        <w:rPr>
+          <w:color w:val="4F81BD"/>
+          <w:sz w:val="28"/>
+        </w:rPr>
+        <w:t>Como responder ao cliente brasileiro</w:t>
+      </w:r>
+    </w:p>
+    <w:p>
+      <w:r>
+        <w:t>Se algo estiver fora da cobertura, a seguradora pode recusar o pagamento. Vamos conferir antes de orientar o cliente.</w:t>
+      </w:r>
+    </w:p>
+    <w:p>
+      <w:pPr>
+        <w:pStyle w:val="Heading2"/>
+      </w:pPr>
+      <w:r>
+        <w:rPr>
+          <w:color w:val="4F81BD"/>
+          <w:sz w:val="28"/>
+        </w:rPr>
+        <w:t>Próximo passo seguro</w:t>
+      </w:r>
+    </w:p>
+    <w:p>
+      <w:r>
+        <w:t>Comparar a situação concreta com coberturas, exclusões, condutores, uso do veículo e condições da apólice antes de orientar o cliente.</w:t>
+      </w:r>
+    </w:p>
+    <w:p>
+      <w:pPr>
+        <w:pStyle w:val="Heading2"/>
+      </w:pPr>
+      <w:r>
+        <w:rPr>
+          <w:color w:val="4F81BD"/>
+          <w:sz w:val="28"/>
+        </w:rPr>
+        <w:t>Limite comercial/compliance</w:t>
+      </w:r>
+    </w:p>
+    <w:p>
+      <w:r>
+        <w:t>O corretor não deve decidir sozinho se algo está fora ou dentro da cobertura. A seguradora analisará contrato, fatos e documentos para decidir.</w:t>
+      </w:r>
+    </w:p>
+    <w:p>
+      <w:pPr>
+        <w:pStyle w:val="Heading2"/>
+      </w:pPr>
+      <w:r>
+        <w:rPr>
+          <w:color w:val="4F81BD"/>
+          <w:sz w:val="28"/>
+        </w:rPr>
+        <w:t>Termos relacionados</w:t>
+      </w:r>
+    </w:p>
+    <w:p>
+      <w:pPr>
+        <w:pStyle w:val="ListBullet"/>
+      </w:pPr>
+      <w:r>
+        <w:t>AUTO-0062 - 補償対象外 - Fora da cobertura</w:t>
+      </w:r>
+    </w:p>
+    <w:p>
+      <w:pPr>
+        <w:pStyle w:val="Heading2"/>
+      </w:pPr>
+      <w:r>
+        <w:rPr>
+          <w:color w:val="4F81BD"/>
+          <w:sz w:val="28"/>
+        </w:rPr>
+        <w:t>Referências cruzadas</w:t>
+      </w:r>
+    </w:p>
+    <w:p>
+      <w:pPr>
+        <w:pStyle w:val="ListBullet"/>
+      </w:pPr>
+      <w:r>
+        <w:t>DIALOGUE-AUTO-0021</w:t>
+      </w:r>
+    </w:p>
+    <w:p>
+      <w:pPr>
+        <w:pStyle w:val="ListBullet"/>
+      </w:pPr>
+      <w:r>
+        <w:t>CASE-AUTO-0029</w:t>
+      </w:r>
+    </w:p>
+    <w:p>
+      <w:pPr>
+        <w:pStyle w:val="Heading2"/>
+      </w:pPr>
+      <w:r>
+        <w:rPr>
+          <w:color w:val="4F81BD"/>
+          <w:sz w:val="28"/>
+        </w:rPr>
+        <w:t>Referências</w:t>
+      </w:r>
+    </w:p>
+    <w:p>
+      <w:pPr>
+        <w:pStyle w:val="ListBullet"/>
+      </w:pPr>
+      <w:r>
+        <w:t>Documento interno: 02_MasterDictionary/AUTO/AUTO-0062.md</w:t>
+      </w:r>
+    </w:p>
+    <w:p>
+      <w:pPr>
+        <w:pStyle w:val="Heading2"/>
+      </w:pPr>
+      <w:r>
+        <w:rPr>
+          <w:color w:val="4F81BD"/>
+          <w:sz w:val="28"/>
+        </w:rPr>
+        <w:t>Tags</w:t>
+      </w:r>
+    </w:p>
+    <w:p>
+      <w:pPr>
+        <w:pStyle w:val="ListBullet"/>
+      </w:pPr>
+      <w:r>
+        <w:t>faq</w:t>
+      </w:r>
+    </w:p>
+    <w:p>
+      <w:pPr>
+        <w:pStyle w:val="ListBullet"/>
+      </w:pPr>
+      <w:r>
+        <w:t>auto</w:t>
+      </w:r>
+    </w:p>
+    <w:p>
+      <w:pPr>
+        <w:pStyle w:val="ListBullet"/>
+      </w:pPr>
+      <w:r>
+        <w:t>exclusao</w:t>
+      </w:r>
+    </w:p>
+    <w:p>
+      <w:pPr>
+        <w:pStyle w:val="ListBullet"/>
+      </w:pPr>
+      <w:r>
+        <w:t>cobertura</w:t>
+      </w:r>
+    </w:p>
+    <w:p>
+      <w:pPr>
+        <w:pStyle w:val="Heading2"/>
+      </w:pPr>
+      <w:r>
+        <w:rPr>
+          <w:color w:val="4F81BD"/>
+          <w:sz w:val="28"/>
+        </w:rPr>
+        <w:t>Veja também</w:t>
+      </w:r>
+    </w:p>
+    <w:p>
+      <w:pPr>
+        <w:pStyle w:val="ListBullet"/>
+      </w:pPr>
+      <w:r>
+        <w:t>02_MasterDictionary/AUTO/AUTO-0062.md</w:t>
+      </w:r>
+    </w:p>
+    <w:p>
+      <w:pPr>
+        <w:pStyle w:val="Heading2"/>
+      </w:pPr>
+      <w:r>
+        <w:rPr>
+          <w:color w:val="4F81BD"/>
+          <w:sz w:val="28"/>
+        </w:rPr>
+        <w:t>Histórico de revisão</w:t>
+      </w:r>
+    </w:p>
+    <w:p>
+      <w:r>
+        <w:rPr>
+          <w:rFonts w:ascii="Courier New" w:hAnsi="Courier New"/>
+          <w:sz w:val="16"/>
+        </w:rPr>
+        <w:t>| Data | Versão | Autor | Alteração |</w:t>
+      </w:r>
+    </w:p>
+    <w:p>
+      <w:r>
+        <w:rPr>
+          <w:rFonts w:ascii="Courier New" w:hAnsi="Courier New"/>
+          <w:sz w:val="16"/>
+        </w:rPr>
+        <w:t>| --- | --- | --- | --- |</w:t>
+      </w:r>
+    </w:p>
+    <w:p>
+      <w:r>
+        <w:rPr>
+          <w:rFonts w:ascii="Courier New" w:hAnsi="Courier New"/>
+          <w:sz w:val="16"/>
+        </w:rPr>
+        <w:t>| 2026-06-26 | 0.2 | JP-BR Insurance Knowledge Base | Inclusão de consulta japonesa, próximo passo seguro e limite comercial/compliance. |</w:t>
+      </w:r>
+    </w:p>
+    <w:p>
+      <w:r>
+        <w:rPr>
+          <w:rFonts w:ascii="Courier New" w:hAnsi="Courier New"/>
+          <w:sz w:val="16"/>
+        </w:rPr>
+        <w:t>| 2026-06-25 | 0.1 | JP-BR Insurance Knowledge Base | Criação inicial. |</w:t>
+      </w:r>
+    </w:p>
+    <w:p/>
+    <w:p>
+      <w:pPr>
+        <w:pStyle w:val="Heading1"/>
+      </w:pPr>
+      <w:r>
+        <w:rPr>
+          <w:color w:val="4F81BD"/>
+          <w:sz w:val="32"/>
+        </w:rPr>
+        <w:t>FAQ-AUTO-0060 - O seguro cobre acidente se o motorista bebeu?</w:t>
+      </w:r>
+    </w:p>
+    <w:p>
+      <w:pPr>
+        <w:pStyle w:val="Heading2"/>
+      </w:pPr>
+      <w:r>
+        <w:rPr>
+          <w:color w:val="4F81BD"/>
+          <w:sz w:val="28"/>
+        </w:rPr>
+        <w:t>Controle</w:t>
+      </w:r>
+    </w:p>
+    <w:p>
+      <w:pPr>
+        <w:pStyle w:val="ListBullet"/>
+      </w:pPr>
+      <w:r>
         <w:t>Versão: 0.1</w:t>
       </w:r>
     </w:p>
@@ -68,12 +878,16 @@
         <w:pStyle w:val="Heading2"/>
       </w:pPr>
       <w:r>
+        <w:rPr>
+          <w:color w:val="4F81BD"/>
+          <w:sz w:val="28"/>
+        </w:rPr>
         <w:t>Código</w:t>
       </w:r>
     </w:p>
     <w:p>
       <w:r>
-        <w:t>FAQ-AUTO-0058</w:t>
+        <w:t>FAQ-AUTO-0060</w:t>
       </w:r>
     </w:p>
     <w:p>
@@ -81,6 +895,10 @@
         <w:pStyle w:val="Heading2"/>
       </w:pPr>
       <w:r>
+        <w:rPr>
+          <w:color w:val="4F81BD"/>
+          <w:sz w:val="28"/>
+        </w:rPr>
         <w:t>Categoria</w:t>
       </w:r>
     </w:p>
@@ -94,12 +912,16 @@
         <w:pStyle w:val="Heading2"/>
       </w:pPr>
       <w:r>
+        <w:rPr>
+          <w:color w:val="4F81BD"/>
+          <w:sz w:val="28"/>
+        </w:rPr>
         <w:t>Pergunta</w:t>
       </w:r>
     </w:p>
     <w:p>
       <w:r>
-        <w:t>O que são exclusões do seguro?</w:t>
+        <w:t>O seguro cobre acidente se o motorista bebeu?</w:t>
       </w:r>
     </w:p>
     <w:p>
@@ -107,6 +929,10 @@
         <w:pStyle w:val="Heading2"/>
       </w:pPr>
       <w:r>
+        <w:rPr>
+          <w:color w:val="4F81BD"/>
+          <w:sz w:val="28"/>
+        </w:rPr>
         <w:t>Situação de atendimento</w:t>
       </w:r>
     </w:p>
@@ -120,12 +946,16 @@
         <w:pStyle w:val="Heading2"/>
       </w:pPr>
       <w:r>
+        <w:rPr>
+          <w:color w:val="4F81BD"/>
+          <w:sz w:val="28"/>
+        </w:rPr>
         <w:t>Resposta técnica</w:t>
       </w:r>
     </w:p>
     <w:p>
       <w:r>
-        <w:t>Condições, situações ou eventos em que a seguradora pode não pagar indenização, conforme contrato e regras aplicáveis.</w:t>
+        <w:t>Condução de veículo após consumo de álcool, situação que pode gerar exclusão, recusa de cobertura ou consequências legais.</w:t>
       </w:r>
     </w:p>
     <w:p>
@@ -133,12 +963,16 @@
         <w:pStyle w:val="Heading2"/>
       </w:pPr>
       <w:r>
+        <w:rPr>
+          <w:color w:val="4F81BD"/>
+          <w:sz w:val="28"/>
+        </w:rPr>
         <w:t>Como responder ao cliente brasileiro</w:t>
       </w:r>
     </w:p>
     <w:p>
       <w:r>
-        <w:t>Mesmo tendo seguro, existem situações que podem ficar fora da cobertura. Por isso precisamos confirmar as exclusões antes de prometer atendimento.</w:t>
+        <w:t>Dirigir após beber pode causar recusa de cobertura e também problema legal. O cliente deve entender que é uma situação muito grave.</w:t>
       </w:r>
     </w:p>
     <w:p>
@@ -146,6 +980,10 @@
         <w:pStyle w:val="Heading2"/>
       </w:pPr>
       <w:r>
+        <w:rPr>
+          <w:color w:val="4F81BD"/>
+          <w:sz w:val="28"/>
+        </w:rPr>
         <w:t>Termos relacionados</w:t>
       </w:r>
     </w:p>
@@ -154,7 +992,7 @@
         <w:pStyle w:val="ListBullet"/>
       </w:pPr>
       <w:r>
-        <w:t>AUTO-0061 - 免責事項 - Exclusões e limitações de cobertura</w:t>
+        <w:t>AUTO-0063 - 飲酒運転 - Direção sob efeito de álcool</w:t>
       </w:r>
     </w:p>
     <w:p>
@@ -162,6 +1000,10 @@
         <w:pStyle w:val="Heading2"/>
       </w:pPr>
       <w:r>
+        <w:rPr>
+          <w:color w:val="4F81BD"/>
+          <w:sz w:val="28"/>
+        </w:rPr>
         <w:t>Referências cruzadas</w:t>
       </w:r>
     </w:p>
@@ -186,6 +1028,10 @@
         <w:pStyle w:val="Heading2"/>
       </w:pPr>
       <w:r>
+        <w:rPr>
+          <w:color w:val="4F81BD"/>
+          <w:sz w:val="28"/>
+        </w:rPr>
         <w:t>Referências</w:t>
       </w:r>
     </w:p>
@@ -194,7 +1040,7 @@
         <w:pStyle w:val="ListBullet"/>
       </w:pPr>
       <w:r>
-        <w:t>Documento interno: `02_MasterDictionary/AUTO/AUTO-0061.md`</w:t>
+        <w:t>Documento interno: 02_MasterDictionary/AUTO/AUTO-0063.md</w:t>
       </w:r>
     </w:p>
     <w:p>
@@ -202,6 +1048,10 @@
         <w:pStyle w:val="Heading2"/>
       </w:pPr>
       <w:r>
+        <w:rPr>
+          <w:color w:val="4F81BD"/>
+          <w:sz w:val="28"/>
+        </w:rPr>
         <w:t>Tags</w:t>
       </w:r>
     </w:p>
@@ -242,6 +1092,10 @@
         <w:pStyle w:val="Heading2"/>
       </w:pPr>
       <w:r>
+        <w:rPr>
+          <w:color w:val="4F81BD"/>
+          <w:sz w:val="28"/>
+        </w:rPr>
         <w:t>Veja também</w:t>
       </w:r>
     </w:p>
@@ -250,7 +1104,7 @@
         <w:pStyle w:val="ListBullet"/>
       </w:pPr>
       <w:r>
-        <w:t>`02_MasterDictionary/AUTO/AUTO-0061.md`</w:t>
+        <w:t>02_MasterDictionary/AUTO/AUTO-0063.md</w:t>
       </w:r>
     </w:p>
     <w:p>
@@ -258,35 +1112,51 @@
         <w:pStyle w:val="Heading2"/>
       </w:pPr>
       <w:r>
+        <w:rPr>
+          <w:color w:val="4F81BD"/>
+          <w:sz w:val="28"/>
+        </w:rPr>
         <w:t>Histórico de revisão</w:t>
       </w:r>
     </w:p>
     <w:p>
       <w:r>
+        <w:rPr>
+          <w:rFonts w:ascii="Courier New" w:hAnsi="Courier New"/>
+          <w:sz w:val="16"/>
+        </w:rPr>
         <w:t>| Data | Versão | Autor | Alteração |</w:t>
       </w:r>
     </w:p>
     <w:p>
       <w:r>
+        <w:rPr>
+          <w:rFonts w:ascii="Courier New" w:hAnsi="Courier New"/>
+          <w:sz w:val="16"/>
+        </w:rPr>
         <w:t>| --- | --- | --- | --- |</w:t>
       </w:r>
     </w:p>
     <w:p>
       <w:r>
+        <w:rPr>
+          <w:rFonts w:ascii="Courier New" w:hAnsi="Courier New"/>
+          <w:sz w:val="16"/>
+        </w:rPr>
         <w:t>| 2026-06-25 | 0.1 | JP-BR Insurance Knowledge Base | Criação inicial. |</w:t>
       </w:r>
     </w:p>
-    <w:p>
-      <w:r>
-        <w:t>————————————————————————</w:t>
-      </w:r>
-    </w:p>
+    <w:p/>
     <w:p>
       <w:pPr>
         <w:pStyle w:val="Heading1"/>
       </w:pPr>
       <w:r>
-        <w:t>FAQ-AUTO-0059 - Como sei se uma situação está fora da cobertura?</w:t>
+        <w:rPr>
+          <w:color w:val="4F81BD"/>
+          <w:sz w:val="32"/>
+        </w:rPr>
+        <w:t>FAQ-AUTO-0061 - O que acontece se o motorista não tinha habilitação válida?</w:t>
       </w:r>
     </w:p>
     <w:p>
@@ -294,6 +1164,10 @@
         <w:pStyle w:val="Heading2"/>
       </w:pPr>
       <w:r>
+        <w:rPr>
+          <w:color w:val="4F81BD"/>
+          <w:sz w:val="28"/>
+        </w:rPr>
         <w:t>Controle</w:t>
       </w:r>
     </w:p>
@@ -334,12 +1208,16 @@
         <w:pStyle w:val="Heading2"/>
       </w:pPr>
       <w:r>
+        <w:rPr>
+          <w:color w:val="4F81BD"/>
+          <w:sz w:val="28"/>
+        </w:rPr>
         <w:t>Código</w:t>
       </w:r>
     </w:p>
     <w:p>
       <w:r>
-        <w:t>FAQ-AUTO-0059</w:t>
+        <w:t>FAQ-AUTO-0061</w:t>
       </w:r>
     </w:p>
     <w:p>
@@ -347,6 +1225,10 @@
         <w:pStyle w:val="Heading2"/>
       </w:pPr>
       <w:r>
+        <w:rPr>
+          <w:color w:val="4F81BD"/>
+          <w:sz w:val="28"/>
+        </w:rPr>
         <w:t>Categoria</w:t>
       </w:r>
     </w:p>
@@ -360,12 +1242,16 @@
         <w:pStyle w:val="Heading2"/>
       </w:pPr>
       <w:r>
+        <w:rPr>
+          <w:color w:val="4F81BD"/>
+          <w:sz w:val="28"/>
+        </w:rPr>
         <w:t>Pergunta</w:t>
       </w:r>
     </w:p>
     <w:p>
       <w:r>
-        <w:t>Como sei se uma situação está fora da cobertura?</w:t>
+        <w:t>O que acontece se o motorista não tinha habilitação válida?</w:t>
       </w:r>
     </w:p>
     <w:p>
@@ -373,6 +1259,10 @@
         <w:pStyle w:val="Heading2"/>
       </w:pPr>
       <w:r>
+        <w:rPr>
+          <w:color w:val="4F81BD"/>
+          <w:sz w:val="28"/>
+        </w:rPr>
         <w:t>Situação de atendimento</w:t>
       </w:r>
     </w:p>
@@ -386,12 +1276,16 @@
         <w:pStyle w:val="Heading2"/>
       </w:pPr>
       <w:r>
+        <w:rPr>
+          <w:color w:val="4F81BD"/>
+          <w:sz w:val="28"/>
+        </w:rPr>
         <w:t>Resposta técnica</w:t>
       </w:r>
     </w:p>
     <w:p>
       <w:r>
-        <w:t>Situação, dano, uso ou pessoa que não está incluída na proteção contratada.</w:t>
+        <w:t>Condução de veículo sem licença válida ou sem autorização legal adequada para dirigir.</w:t>
       </w:r>
     </w:p>
     <w:p>
@@ -399,12 +1293,16 @@
         <w:pStyle w:val="Heading2"/>
       </w:pPr>
       <w:r>
+        <w:rPr>
+          <w:color w:val="4F81BD"/>
+          <w:sz w:val="28"/>
+        </w:rPr>
         <w:t>Como responder ao cliente brasileiro</w:t>
       </w:r>
     </w:p>
     <w:p>
       <w:r>
-        <w:t>Se algo estiver fora da cobertura, a seguradora pode recusar o pagamento. Vamos conferir antes de orientar o cliente.</w:t>
+        <w:t>Se a pessoa dirige sem habilitação válida, a cobertura pode ser afetada e há risco legal sério.</w:t>
       </w:r>
     </w:p>
     <w:p>
@@ -412,6 +1310,10 @@
         <w:pStyle w:val="Heading2"/>
       </w:pPr>
       <w:r>
+        <w:rPr>
+          <w:color w:val="4F81BD"/>
+          <w:sz w:val="28"/>
+        </w:rPr>
         <w:t>Termos relacionados</w:t>
       </w:r>
     </w:p>
@@ -420,7 +1322,7 @@
         <w:pStyle w:val="ListBullet"/>
       </w:pPr>
       <w:r>
-        <w:t>AUTO-0062 - 補償対象外 - Fora da cobertura</w:t>
+        <w:t>AUTO-0064 - 無免許運転 - Direção sem habilitação</w:t>
       </w:r>
     </w:p>
     <w:p>
@@ -428,6 +1330,10 @@
         <w:pStyle w:val="Heading2"/>
       </w:pPr>
       <w:r>
+        <w:rPr>
+          <w:color w:val="4F81BD"/>
+          <w:sz w:val="28"/>
+        </w:rPr>
         <w:t>Referências cruzadas</w:t>
       </w:r>
     </w:p>
@@ -444,7 +1350,7 @@
         <w:pStyle w:val="ListBullet"/>
       </w:pPr>
       <w:r>
-        <w:t>CASE-AUTO-0029</w:t>
+        <w:t>CASE-AUTO-0030</w:t>
       </w:r>
     </w:p>
     <w:p>
@@ -452,6 +1358,10 @@
         <w:pStyle w:val="Heading2"/>
       </w:pPr>
       <w:r>
+        <w:rPr>
+          <w:color w:val="4F81BD"/>
+          <w:sz w:val="28"/>
+        </w:rPr>
         <w:t>Referências</w:t>
       </w:r>
     </w:p>
@@ -460,7 +1370,7 @@
         <w:pStyle w:val="ListBullet"/>
       </w:pPr>
       <w:r>
-        <w:t>Documento interno: `02_MasterDictionary/AUTO/AUTO-0062.md`</w:t>
+        <w:t>Documento interno: 02_MasterDictionary/AUTO/AUTO-0064.md</w:t>
       </w:r>
     </w:p>
     <w:p>
@@ -468,6 +1378,10 @@
         <w:pStyle w:val="Heading2"/>
       </w:pPr>
       <w:r>
+        <w:rPr>
+          <w:color w:val="4F81BD"/>
+          <w:sz w:val="28"/>
+        </w:rPr>
         <w:t>Tags</w:t>
       </w:r>
     </w:p>
@@ -508,6 +1422,10 @@
         <w:pStyle w:val="Heading2"/>
       </w:pPr>
       <w:r>
+        <w:rPr>
+          <w:color w:val="4F81BD"/>
+          <w:sz w:val="28"/>
+        </w:rPr>
         <w:t>Veja também</w:t>
       </w:r>
     </w:p>
@@ -516,7 +1434,7 @@
         <w:pStyle w:val="ListBullet"/>
       </w:pPr>
       <w:r>
-        <w:t>`02_MasterDictionary/AUTO/AUTO-0062.md`</w:t>
+        <w:t>02_MasterDictionary/AUTO/AUTO-0064.md</w:t>
       </w:r>
     </w:p>
     <w:p>
@@ -524,35 +1442,51 @@
         <w:pStyle w:val="Heading2"/>
       </w:pPr>
       <w:r>
+        <w:rPr>
+          <w:color w:val="4F81BD"/>
+          <w:sz w:val="28"/>
+        </w:rPr>
         <w:t>Histórico de revisão</w:t>
       </w:r>
     </w:p>
     <w:p>
       <w:r>
+        <w:rPr>
+          <w:rFonts w:ascii="Courier New" w:hAnsi="Courier New"/>
+          <w:sz w:val="16"/>
+        </w:rPr>
         <w:t>| Data | Versão | Autor | Alteração |</w:t>
       </w:r>
     </w:p>
     <w:p>
       <w:r>
+        <w:rPr>
+          <w:rFonts w:ascii="Courier New" w:hAnsi="Courier New"/>
+          <w:sz w:val="16"/>
+        </w:rPr>
         <w:t>| --- | --- | --- | --- |</w:t>
       </w:r>
     </w:p>
     <w:p>
       <w:r>
+        <w:rPr>
+          <w:rFonts w:ascii="Courier New" w:hAnsi="Courier New"/>
+          <w:sz w:val="16"/>
+        </w:rPr>
         <w:t>| 2026-06-25 | 0.1 | JP-BR Insurance Knowledge Base | Criação inicial. |</w:t>
       </w:r>
     </w:p>
-    <w:p>
-      <w:r>
-        <w:t>————————————————————————</w:t>
-      </w:r>
-    </w:p>
+    <w:p/>
     <w:p>
       <w:pPr>
         <w:pStyle w:val="Heading1"/>
       </w:pPr>
       <w:r>
-        <w:t>FAQ-AUTO-0060 - O seguro cobre acidente se o motorista bebeu?</w:t>
+        <w:rPr>
+          <w:color w:val="4F81BD"/>
+          <w:sz w:val="32"/>
+        </w:rPr>
+        <w:t>FAQ-AUTO-0062 - Culpa grave pode afetar a cobertura?</w:t>
       </w:r>
     </w:p>
     <w:p>
@@ -560,6 +1494,10 @@
         <w:pStyle w:val="Heading2"/>
       </w:pPr>
       <w:r>
+        <w:rPr>
+          <w:color w:val="4F81BD"/>
+          <w:sz w:val="28"/>
+        </w:rPr>
         <w:t>Controle</w:t>
       </w:r>
     </w:p>
@@ -600,12 +1538,16 @@
         <w:pStyle w:val="Heading2"/>
       </w:pPr>
       <w:r>
+        <w:rPr>
+          <w:color w:val="4F81BD"/>
+          <w:sz w:val="28"/>
+        </w:rPr>
         <w:t>Código</w:t>
       </w:r>
     </w:p>
     <w:p>
       <w:r>
-        <w:t>FAQ-AUTO-0060</w:t>
+        <w:t>FAQ-AUTO-0062</w:t>
       </w:r>
     </w:p>
     <w:p>
@@ -613,6 +1555,10 @@
         <w:pStyle w:val="Heading2"/>
       </w:pPr>
       <w:r>
+        <w:rPr>
+          <w:color w:val="4F81BD"/>
+          <w:sz w:val="28"/>
+        </w:rPr>
         <w:t>Categoria</w:t>
       </w:r>
     </w:p>
@@ -626,12 +1572,16 @@
         <w:pStyle w:val="Heading2"/>
       </w:pPr>
       <w:r>
+        <w:rPr>
+          <w:color w:val="4F81BD"/>
+          <w:sz w:val="28"/>
+        </w:rPr>
         <w:t>Pergunta</w:t>
       </w:r>
     </w:p>
     <w:p>
       <w:r>
-        <w:t>O seguro cobre acidente se o motorista bebeu?</w:t>
+        <w:t>Culpa grave pode afetar a cobertura?</w:t>
       </w:r>
     </w:p>
     <w:p>
@@ -639,6 +1589,10 @@
         <w:pStyle w:val="Heading2"/>
       </w:pPr>
       <w:r>
+        <w:rPr>
+          <w:color w:val="4F81BD"/>
+          <w:sz w:val="28"/>
+        </w:rPr>
         <w:t>Situação de atendimento</w:t>
       </w:r>
     </w:p>
@@ -652,12 +1606,16 @@
         <w:pStyle w:val="Heading2"/>
       </w:pPr>
       <w:r>
+        <w:rPr>
+          <w:color w:val="4F81BD"/>
+          <w:sz w:val="28"/>
+        </w:rPr>
         <w:t>Resposta técnica</w:t>
       </w:r>
     </w:p>
     <w:p>
       <w:r>
-        <w:t>Condução de veículo após consumo de álcool, situação que pode gerar exclusão, recusa de cobertura ou consequências legais.</w:t>
+        <w:t>Conduta com descuido muito sério que aumenta significativamente o risco ou contribui para o dano.</w:t>
       </w:r>
     </w:p>
     <w:p>
@@ -665,12 +1623,16 @@
         <w:pStyle w:val="Heading2"/>
       </w:pPr>
       <w:r>
+        <w:rPr>
+          <w:color w:val="4F81BD"/>
+          <w:sz w:val="28"/>
+        </w:rPr>
         <w:t>Como responder ao cliente brasileiro</w:t>
       </w:r>
     </w:p>
     <w:p>
       <w:r>
-        <w:t>Dirigir após beber pode causar recusa de cobertura e também problema legal. O cliente deve entender que é uma situação muito grave.</w:t>
+        <w:t>A seguradora pode analisar se houve culpa grave. Isso não deve ser simplificado como acidente comum.</w:t>
       </w:r>
     </w:p>
     <w:p>
@@ -678,6 +1640,10 @@
         <w:pStyle w:val="Heading2"/>
       </w:pPr>
       <w:r>
+        <w:rPr>
+          <w:color w:val="4F81BD"/>
+          <w:sz w:val="28"/>
+        </w:rPr>
         <w:t>Termos relacionados</w:t>
       </w:r>
     </w:p>
@@ -686,7 +1652,7 @@
         <w:pStyle w:val="ListBullet"/>
       </w:pPr>
       <w:r>
-        <w:t>AUTO-0063 - 飲酒運転 - Direção sob efeito de álcool</w:t>
+        <w:t>AUTO-0065 - 重大な過失 - Culpa grave</w:t>
       </w:r>
     </w:p>
     <w:p>
@@ -694,6 +1660,10 @@
         <w:pStyle w:val="Heading2"/>
       </w:pPr>
       <w:r>
+        <w:rPr>
+          <w:color w:val="4F81BD"/>
+          <w:sz w:val="28"/>
+        </w:rPr>
         <w:t>Referências cruzadas</w:t>
       </w:r>
     </w:p>
@@ -702,7 +1672,7 @@
         <w:pStyle w:val="ListBullet"/>
       </w:pPr>
       <w:r>
-        <w:t>DIALOGUE-AUTO-0021</w:t>
+        <w:t>DIALOGUE-AUTO-0022</w:t>
       </w:r>
     </w:p>
     <w:p>
@@ -710,7 +1680,7 @@
         <w:pStyle w:val="ListBullet"/>
       </w:pPr>
       <w:r>
-        <w:t>CASE-AUTO-0029</w:t>
+        <w:t>CASE-AUTO-0030</w:t>
       </w:r>
     </w:p>
     <w:p>
@@ -718,6 +1688,10 @@
         <w:pStyle w:val="Heading2"/>
       </w:pPr>
       <w:r>
+        <w:rPr>
+          <w:color w:val="4F81BD"/>
+          <w:sz w:val="28"/>
+        </w:rPr>
         <w:t>Referências</w:t>
       </w:r>
     </w:p>
@@ -726,7 +1700,7 @@
         <w:pStyle w:val="ListBullet"/>
       </w:pPr>
       <w:r>
-        <w:t>Documento interno: `02_MasterDictionary/AUTO/AUTO-0063.md`</w:t>
+        <w:t>Documento interno: 02_MasterDictionary/AUTO/AUTO-0065.md</w:t>
       </w:r>
     </w:p>
     <w:p>
@@ -734,6 +1708,10 @@
         <w:pStyle w:val="Heading2"/>
       </w:pPr>
       <w:r>
+        <w:rPr>
+          <w:color w:val="4F81BD"/>
+          <w:sz w:val="28"/>
+        </w:rPr>
         <w:t>Tags</w:t>
       </w:r>
     </w:p>
@@ -774,6 +1752,10 @@
         <w:pStyle w:val="Heading2"/>
       </w:pPr>
       <w:r>
+        <w:rPr>
+          <w:color w:val="4F81BD"/>
+          <w:sz w:val="28"/>
+        </w:rPr>
         <w:t>Veja também</w:t>
       </w:r>
     </w:p>
@@ -782,7 +1764,7 @@
         <w:pStyle w:val="ListBullet"/>
       </w:pPr>
       <w:r>
-        <w:t>`02_MasterDictionary/AUTO/AUTO-0063.md`</w:t>
+        <w:t>02_MasterDictionary/AUTO/AUTO-0065.md</w:t>
       </w:r>
     </w:p>
     <w:p>
@@ -790,35 +1772,51 @@
         <w:pStyle w:val="Heading2"/>
       </w:pPr>
       <w:r>
+        <w:rPr>
+          <w:color w:val="4F81BD"/>
+          <w:sz w:val="28"/>
+        </w:rPr>
         <w:t>Histórico de revisão</w:t>
       </w:r>
     </w:p>
     <w:p>
       <w:r>
+        <w:rPr>
+          <w:rFonts w:ascii="Courier New" w:hAnsi="Courier New"/>
+          <w:sz w:val="16"/>
+        </w:rPr>
         <w:t>| Data | Versão | Autor | Alteração |</w:t>
       </w:r>
     </w:p>
     <w:p>
       <w:r>
+        <w:rPr>
+          <w:rFonts w:ascii="Courier New" w:hAnsi="Courier New"/>
+          <w:sz w:val="16"/>
+        </w:rPr>
         <w:t>| --- | --- | --- | --- |</w:t>
       </w:r>
     </w:p>
     <w:p>
       <w:r>
+        <w:rPr>
+          <w:rFonts w:ascii="Courier New" w:hAnsi="Courier New"/>
+          <w:sz w:val="16"/>
+        </w:rPr>
         <w:t>| 2026-06-25 | 0.1 | JP-BR Insurance Knowledge Base | Criação inicial. |</w:t>
       </w:r>
     </w:p>
-    <w:p>
-      <w:r>
-        <w:t>————————————————————————</w:t>
-      </w:r>
-    </w:p>
+    <w:p/>
     <w:p>
       <w:pPr>
         <w:pStyle w:val="Heading1"/>
       </w:pPr>
       <w:r>
-        <w:t>FAQ-AUTO-0061 - O que acontece se o motorista não tinha habilitação válida?</w:t>
+        <w:rPr>
+          <w:color w:val="4F81BD"/>
+          <w:sz w:val="32"/>
+        </w:rPr>
+        <w:t>FAQ-AUTO-0063 - Dano causado de propósito é coberto?</w:t>
       </w:r>
     </w:p>
     <w:p>
@@ -826,6 +1824,10 @@
         <w:pStyle w:val="Heading2"/>
       </w:pPr>
       <w:r>
+        <w:rPr>
+          <w:color w:val="4F81BD"/>
+          <w:sz w:val="28"/>
+        </w:rPr>
         <w:t>Controle</w:t>
       </w:r>
     </w:p>
@@ -866,12 +1868,16 @@
         <w:pStyle w:val="Heading2"/>
       </w:pPr>
       <w:r>
+        <w:rPr>
+          <w:color w:val="4F81BD"/>
+          <w:sz w:val="28"/>
+        </w:rPr>
         <w:t>Código</w:t>
       </w:r>
     </w:p>
     <w:p>
       <w:r>
-        <w:t>FAQ-AUTO-0061</w:t>
+        <w:t>FAQ-AUTO-0063</w:t>
       </w:r>
     </w:p>
     <w:p>
@@ -879,6 +1885,10 @@
         <w:pStyle w:val="Heading2"/>
       </w:pPr>
       <w:r>
+        <w:rPr>
+          <w:color w:val="4F81BD"/>
+          <w:sz w:val="28"/>
+        </w:rPr>
         <w:t>Categoria</w:t>
       </w:r>
     </w:p>
@@ -892,12 +1902,16 @@
         <w:pStyle w:val="Heading2"/>
       </w:pPr>
       <w:r>
+        <w:rPr>
+          <w:color w:val="4F81BD"/>
+          <w:sz w:val="28"/>
+        </w:rPr>
         <w:t>Pergunta</w:t>
       </w:r>
     </w:p>
     <w:p>
       <w:r>
-        <w:t>O que acontece se o motorista não tinha habilitação válida?</w:t>
+        <w:t>Dano causado de propósito é coberto?</w:t>
       </w:r>
     </w:p>
     <w:p>
@@ -905,6 +1919,10 @@
         <w:pStyle w:val="Heading2"/>
       </w:pPr>
       <w:r>
+        <w:rPr>
+          <w:color w:val="4F81BD"/>
+          <w:sz w:val="28"/>
+        </w:rPr>
         <w:t>Situação de atendimento</w:t>
       </w:r>
     </w:p>
@@ -918,12 +1936,16 @@
         <w:pStyle w:val="Heading2"/>
       </w:pPr>
       <w:r>
+        <w:rPr>
+          <w:color w:val="4F81BD"/>
+          <w:sz w:val="28"/>
+        </w:rPr>
         <w:t>Resposta técnica</w:t>
       </w:r>
     </w:p>
     <w:p>
       <w:r>
-        <w:t>Condução de veículo sem licença válida ou sem autorização legal adequada para dirigir.</w:t>
+        <w:t>Ação praticada de propósito para causar dano, perda ou acidente.</w:t>
       </w:r>
     </w:p>
     <w:p>
@@ -931,12 +1953,16 @@
         <w:pStyle w:val="Heading2"/>
       </w:pPr>
       <w:r>
+        <w:rPr>
+          <w:color w:val="4F81BD"/>
+          <w:sz w:val="28"/>
+        </w:rPr>
         <w:t>Como responder ao cliente brasileiro</w:t>
       </w:r>
     </w:p>
     <w:p>
       <w:r>
-        <w:t>Se a pessoa dirige sem habilitação válida, a cobertura pode ser afetada e há risco legal sério.</w:t>
+        <w:t>Seguro não é feito para cobrir dano causado intencionalmente. Se houver suspeita de ato intencional, a análise será rigorosa.</w:t>
       </w:r>
     </w:p>
     <w:p>
@@ -944,6 +1970,10 @@
         <w:pStyle w:val="Heading2"/>
       </w:pPr>
       <w:r>
+        <w:rPr>
+          <w:color w:val="4F81BD"/>
+          <w:sz w:val="28"/>
+        </w:rPr>
         <w:t>Termos relacionados</w:t>
       </w:r>
     </w:p>
@@ -952,7 +1982,7 @@
         <w:pStyle w:val="ListBullet"/>
       </w:pPr>
       <w:r>
-        <w:t>AUTO-0064 - 無免許運転 - Direção sem habilitação</w:t>
+        <w:t>AUTO-0066 - 故意 - Ato intencional</w:t>
       </w:r>
     </w:p>
     <w:p>
@@ -960,6 +1990,10 @@
         <w:pStyle w:val="Heading2"/>
       </w:pPr>
       <w:r>
+        <w:rPr>
+          <w:color w:val="4F81BD"/>
+          <w:sz w:val="28"/>
+        </w:rPr>
         <w:t>Referências cruzadas</w:t>
       </w:r>
     </w:p>
@@ -968,7 +2002,7 @@
         <w:pStyle w:val="ListBullet"/>
       </w:pPr>
       <w:r>
-        <w:t>DIALOGUE-AUTO-0021</w:t>
+        <w:t>DIALOGUE-AUTO-0022</w:t>
       </w:r>
     </w:p>
     <w:p>
@@ -984,6 +2018,10 @@
         <w:pStyle w:val="Heading2"/>
       </w:pPr>
       <w:r>
+        <w:rPr>
+          <w:color w:val="4F81BD"/>
+          <w:sz w:val="28"/>
+        </w:rPr>
         <w:t>Referências</w:t>
       </w:r>
     </w:p>
@@ -992,7 +2030,7 @@
         <w:pStyle w:val="ListBullet"/>
       </w:pPr>
       <w:r>
-        <w:t>Documento interno: `02_MasterDictionary/AUTO/AUTO-0064.md`</w:t>
+        <w:t>Documento interno: 02_MasterDictionary/AUTO/AUTO-0066.md</w:t>
       </w:r>
     </w:p>
     <w:p>
@@ -1000,6 +2038,10 @@
         <w:pStyle w:val="Heading2"/>
       </w:pPr>
       <w:r>
+        <w:rPr>
+          <w:color w:val="4F81BD"/>
+          <w:sz w:val="28"/>
+        </w:rPr>
         <w:t>Tags</w:t>
       </w:r>
     </w:p>
@@ -1040,6 +2082,10 @@
         <w:pStyle w:val="Heading2"/>
       </w:pPr>
       <w:r>
+        <w:rPr>
+          <w:color w:val="4F81BD"/>
+          <w:sz w:val="28"/>
+        </w:rPr>
         <w:t>Veja também</w:t>
       </w:r>
     </w:p>
@@ -1048,7 +2094,7 @@
         <w:pStyle w:val="ListBullet"/>
       </w:pPr>
       <w:r>
-        <w:t>`02_MasterDictionary/AUTO/AUTO-0064.md`</w:t>
+        <w:t>02_MasterDictionary/AUTO/AUTO-0066.md</w:t>
       </w:r>
     </w:p>
     <w:p>
@@ -1056,35 +2102,51 @@
         <w:pStyle w:val="Heading2"/>
       </w:pPr>
       <w:r>
+        <w:rPr>
+          <w:color w:val="4F81BD"/>
+          <w:sz w:val="28"/>
+        </w:rPr>
         <w:t>Histórico de revisão</w:t>
       </w:r>
     </w:p>
     <w:p>
       <w:r>
+        <w:rPr>
+          <w:rFonts w:ascii="Courier New" w:hAnsi="Courier New"/>
+          <w:sz w:val="16"/>
+        </w:rPr>
         <w:t>| Data | Versão | Autor | Alteração |</w:t>
       </w:r>
     </w:p>
     <w:p>
       <w:r>
+        <w:rPr>
+          <w:rFonts w:ascii="Courier New" w:hAnsi="Courier New"/>
+          <w:sz w:val="16"/>
+        </w:rPr>
         <w:t>| --- | --- | --- | --- |</w:t>
       </w:r>
     </w:p>
     <w:p>
       <w:r>
+        <w:rPr>
+          <w:rFonts w:ascii="Courier New" w:hAnsi="Courier New"/>
+          <w:sz w:val="16"/>
+        </w:rPr>
         <w:t>| 2026-06-25 | 0.1 | JP-BR Insurance Knowledge Base | Criação inicial. |</w:t>
       </w:r>
     </w:p>
-    <w:p>
-      <w:r>
-        <w:t>————————————————————————</w:t>
-      </w:r>
-    </w:p>
+    <w:p/>
     <w:p>
       <w:pPr>
         <w:pStyle w:val="Heading1"/>
       </w:pPr>
       <w:r>
-        <w:t>FAQ-AUTO-0062 - Culpa grave pode afetar a cobertura?</w:t>
+        <w:rPr>
+          <w:color w:val="4F81BD"/>
+          <w:sz w:val="32"/>
+        </w:rPr>
+        <w:t>FAQ-AUTO-0064 - Dano por terremoto é coberto?</w:t>
       </w:r>
     </w:p>
     <w:p>
@@ -1092,6 +2154,10 @@
         <w:pStyle w:val="Heading2"/>
       </w:pPr>
       <w:r>
+        <w:rPr>
+          <w:color w:val="4F81BD"/>
+          <w:sz w:val="28"/>
+        </w:rPr>
         <w:t>Controle</w:t>
       </w:r>
     </w:p>
@@ -1132,12 +2198,16 @@
         <w:pStyle w:val="Heading2"/>
       </w:pPr>
       <w:r>
+        <w:rPr>
+          <w:color w:val="4F81BD"/>
+          <w:sz w:val="28"/>
+        </w:rPr>
         <w:t>Código</w:t>
       </w:r>
     </w:p>
     <w:p>
       <w:r>
-        <w:t>FAQ-AUTO-0062</w:t>
+        <w:t>FAQ-AUTO-0064</w:t>
       </w:r>
     </w:p>
     <w:p>
@@ -1145,6 +2215,10 @@
         <w:pStyle w:val="Heading2"/>
       </w:pPr>
       <w:r>
+        <w:rPr>
+          <w:color w:val="4F81BD"/>
+          <w:sz w:val="28"/>
+        </w:rPr>
         <w:t>Categoria</w:t>
       </w:r>
     </w:p>
@@ -1158,12 +2232,16 @@
         <w:pStyle w:val="Heading2"/>
       </w:pPr>
       <w:r>
+        <w:rPr>
+          <w:color w:val="4F81BD"/>
+          <w:sz w:val="28"/>
+        </w:rPr>
         <w:t>Pergunta</w:t>
       </w:r>
     </w:p>
     <w:p>
       <w:r>
-        <w:t>Culpa grave pode afetar a cobertura?</w:t>
+        <w:t>Dano por terremoto é coberto?</w:t>
       </w:r>
     </w:p>
     <w:p>
@@ -1171,6 +2249,10 @@
         <w:pStyle w:val="Heading2"/>
       </w:pPr>
       <w:r>
+        <w:rPr>
+          <w:color w:val="4F81BD"/>
+          <w:sz w:val="28"/>
+        </w:rPr>
         <w:t>Situação de atendimento</w:t>
       </w:r>
     </w:p>
@@ -1184,12 +2266,16 @@
         <w:pStyle w:val="Heading2"/>
       </w:pPr>
       <w:r>
+        <w:rPr>
+          <w:color w:val="4F81BD"/>
+          <w:sz w:val="28"/>
+        </w:rPr>
         <w:t>Resposta técnica</w:t>
       </w:r>
     </w:p>
     <w:p>
       <w:r>
-        <w:t>Conduta com descuido muito sério que aumenta significativamente o risco ou contribui para o dano.</w:t>
+        <w:t>Fenômeno sísmico que pode causar danos ao veículo e cuja cobertura depende das condições do contrato.</w:t>
       </w:r>
     </w:p>
     <w:p>
@@ -1197,12 +2283,16 @@
         <w:pStyle w:val="Heading2"/>
       </w:pPr>
       <w:r>
+        <w:rPr>
+          <w:color w:val="4F81BD"/>
+          <w:sz w:val="28"/>
+        </w:rPr>
         <w:t>Como responder ao cliente brasileiro</w:t>
       </w:r>
     </w:p>
     <w:p>
       <w:r>
-        <w:t>A seguradora pode analisar se houve culpa grave. Isso não deve ser simplificado como acidente comum.</w:t>
+        <w:t>Danos por terremoto podem ter regra especial ou não estar cobertos. Precisamos conferir a apólice.</w:t>
       </w:r>
     </w:p>
     <w:p>
@@ -1210,6 +2300,10 @@
         <w:pStyle w:val="Heading2"/>
       </w:pPr>
       <w:r>
+        <w:rPr>
+          <w:color w:val="4F81BD"/>
+          <w:sz w:val="28"/>
+        </w:rPr>
         <w:t>Termos relacionados</w:t>
       </w:r>
     </w:p>
@@ -1218,7 +2312,7 @@
         <w:pStyle w:val="ListBullet"/>
       </w:pPr>
       <w:r>
-        <w:t>AUTO-0065 - 重大な過失 - Culpa grave</w:t>
+        <w:t>AUTO-0067 - 地震 - Terremoto</w:t>
       </w:r>
     </w:p>
     <w:p>
@@ -1226,6 +2320,10 @@
         <w:pStyle w:val="Heading2"/>
       </w:pPr>
       <w:r>
+        <w:rPr>
+          <w:color w:val="4F81BD"/>
+          <w:sz w:val="28"/>
+        </w:rPr>
         <w:t>Referências cruzadas</w:t>
       </w:r>
     </w:p>
@@ -1242,7 +2340,7 @@
         <w:pStyle w:val="ListBullet"/>
       </w:pPr>
       <w:r>
-        <w:t>CASE-AUTO-0030</w:t>
+        <w:t>CASE-AUTO-0031</w:t>
       </w:r>
     </w:p>
     <w:p>
@@ -1250,6 +2348,10 @@
         <w:pStyle w:val="Heading2"/>
       </w:pPr>
       <w:r>
+        <w:rPr>
+          <w:color w:val="4F81BD"/>
+          <w:sz w:val="28"/>
+        </w:rPr>
         <w:t>Referências</w:t>
       </w:r>
     </w:p>
@@ -1258,7 +2360,7 @@
         <w:pStyle w:val="ListBullet"/>
       </w:pPr>
       <w:r>
-        <w:t>Documento interno: `02_MasterDictionary/AUTO/AUTO-0065.md`</w:t>
+        <w:t>Documento interno: 02_MasterDictionary/AUTO/AUTO-0067.md</w:t>
       </w:r>
     </w:p>
     <w:p>
@@ -1266,6 +2368,10 @@
         <w:pStyle w:val="Heading2"/>
       </w:pPr>
       <w:r>
+        <w:rPr>
+          <w:color w:val="4F81BD"/>
+          <w:sz w:val="28"/>
+        </w:rPr>
         <w:t>Tags</w:t>
       </w:r>
     </w:p>
@@ -1306,6 +2412,10 @@
         <w:pStyle w:val="Heading2"/>
       </w:pPr>
       <w:r>
+        <w:rPr>
+          <w:color w:val="4F81BD"/>
+          <w:sz w:val="28"/>
+        </w:rPr>
         <w:t>Veja também</w:t>
       </w:r>
     </w:p>
@@ -1314,7 +2424,7 @@
         <w:pStyle w:val="ListBullet"/>
       </w:pPr>
       <w:r>
-        <w:t>`02_MasterDictionary/AUTO/AUTO-0065.md`</w:t>
+        <w:t>02_MasterDictionary/AUTO/AUTO-0067.md</w:t>
       </w:r>
     </w:p>
     <w:p>
@@ -1322,35 +2432,51 @@
         <w:pStyle w:val="Heading2"/>
       </w:pPr>
       <w:r>
+        <w:rPr>
+          <w:color w:val="4F81BD"/>
+          <w:sz w:val="28"/>
+        </w:rPr>
         <w:t>Histórico de revisão</w:t>
       </w:r>
     </w:p>
     <w:p>
       <w:r>
+        <w:rPr>
+          <w:rFonts w:ascii="Courier New" w:hAnsi="Courier New"/>
+          <w:sz w:val="16"/>
+        </w:rPr>
         <w:t>| Data | Versão | Autor | Alteração |</w:t>
       </w:r>
     </w:p>
     <w:p>
       <w:r>
+        <w:rPr>
+          <w:rFonts w:ascii="Courier New" w:hAnsi="Courier New"/>
+          <w:sz w:val="16"/>
+        </w:rPr>
         <w:t>| --- | --- | --- | --- |</w:t>
       </w:r>
     </w:p>
     <w:p>
       <w:r>
+        <w:rPr>
+          <w:rFonts w:ascii="Courier New" w:hAnsi="Courier New"/>
+          <w:sz w:val="16"/>
+        </w:rPr>
         <w:t>| 2026-06-25 | 0.1 | JP-BR Insurance Knowledge Base | Criação inicial. |</w:t>
       </w:r>
     </w:p>
-    <w:p>
-      <w:r>
-        <w:t>————————————————————————</w:t>
-      </w:r>
-    </w:p>
+    <w:p/>
     <w:p>
       <w:pPr>
         <w:pStyle w:val="Heading1"/>
       </w:pPr>
       <w:r>
-        <w:t>FAQ-AUTO-0063 - Dano causado de propósito é coberto?</w:t>
+        <w:rPr>
+          <w:color w:val="4F81BD"/>
+          <w:sz w:val="32"/>
+        </w:rPr>
+        <w:t>FAQ-AUTO-0065 - Dano por tufão é coberto?</w:t>
       </w:r>
     </w:p>
     <w:p>
@@ -1358,6 +2484,10 @@
         <w:pStyle w:val="Heading2"/>
       </w:pPr>
       <w:r>
+        <w:rPr>
+          <w:color w:val="4F81BD"/>
+          <w:sz w:val="28"/>
+        </w:rPr>
         <w:t>Controle</w:t>
       </w:r>
     </w:p>
@@ -1398,12 +2528,16 @@
         <w:pStyle w:val="Heading2"/>
       </w:pPr>
       <w:r>
+        <w:rPr>
+          <w:color w:val="4F81BD"/>
+          <w:sz w:val="28"/>
+        </w:rPr>
         <w:t>Código</w:t>
       </w:r>
     </w:p>
     <w:p>
       <w:r>
-        <w:t>FAQ-AUTO-0063</w:t>
+        <w:t>FAQ-AUTO-0065</w:t>
       </w:r>
     </w:p>
     <w:p>
@@ -1411,6 +2545,10 @@
         <w:pStyle w:val="Heading2"/>
       </w:pPr>
       <w:r>
+        <w:rPr>
+          <w:color w:val="4F81BD"/>
+          <w:sz w:val="28"/>
+        </w:rPr>
         <w:t>Categoria</w:t>
       </w:r>
     </w:p>
@@ -1424,12 +2562,16 @@
         <w:pStyle w:val="Heading2"/>
       </w:pPr>
       <w:r>
+        <w:rPr>
+          <w:color w:val="4F81BD"/>
+          <w:sz w:val="28"/>
+        </w:rPr>
         <w:t>Pergunta</w:t>
       </w:r>
     </w:p>
     <w:p>
       <w:r>
-        <w:t>Dano causado de propósito é coberto?</w:t>
+        <w:t>Dano por tufão é coberto?</w:t>
       </w:r>
     </w:p>
     <w:p>
@@ -1437,6 +2579,10 @@
         <w:pStyle w:val="Heading2"/>
       </w:pPr>
       <w:r>
+        <w:rPr>
+          <w:color w:val="4F81BD"/>
+          <w:sz w:val="28"/>
+        </w:rPr>
         <w:t>Situação de atendimento</w:t>
       </w:r>
     </w:p>
@@ -1450,12 +2596,16 @@
         <w:pStyle w:val="Heading2"/>
       </w:pPr>
       <w:r>
+        <w:rPr>
+          <w:color w:val="4F81BD"/>
+          <w:sz w:val="28"/>
+        </w:rPr>
         <w:t>Resposta técnica</w:t>
       </w:r>
     </w:p>
     <w:p>
       <w:r>
-        <w:t>Ação praticada de propósito para causar dano, perda ou acidente.</w:t>
+        <w:t>Fenômeno meteorológico com vento forte e chuva intensa que pode causar danos ao veículo.</w:t>
       </w:r>
     </w:p>
     <w:p>
@@ -1463,12 +2613,16 @@
         <w:pStyle w:val="Heading2"/>
       </w:pPr>
       <w:r>
+        <w:rPr>
+          <w:color w:val="4F81BD"/>
+          <w:sz w:val="28"/>
+        </w:rPr>
         <w:t>Como responder ao cliente brasileiro</w:t>
       </w:r>
     </w:p>
     <w:p>
       <w:r>
-        <w:t>Seguro não é feito para cobrir dano causado intencionalmente. Se houver suspeita de ato intencional, a análise será rigorosa.</w:t>
+        <w:t>No Japão, tufões podem causar danos ao carro. A cobertura depende das condições contratadas.</w:t>
       </w:r>
     </w:p>
     <w:p>
@@ -1476,6 +2630,10 @@
         <w:pStyle w:val="Heading2"/>
       </w:pPr>
       <w:r>
+        <w:rPr>
+          <w:color w:val="4F81BD"/>
+          <w:sz w:val="28"/>
+        </w:rPr>
         <w:t>Termos relacionados</w:t>
       </w:r>
     </w:p>
@@ -1484,7 +2642,7 @@
         <w:pStyle w:val="ListBullet"/>
       </w:pPr>
       <w:r>
-        <w:t>AUTO-0066 - 故意 - Ato intencional</w:t>
+        <w:t>AUTO-0068 - 台風 - Tufão</w:t>
       </w:r>
     </w:p>
     <w:p>
@@ -1492,6 +2650,10 @@
         <w:pStyle w:val="Heading2"/>
       </w:pPr>
       <w:r>
+        <w:rPr>
+          <w:color w:val="4F81BD"/>
+          <w:sz w:val="28"/>
+        </w:rPr>
         <w:t>Referências cruzadas</w:t>
       </w:r>
     </w:p>
@@ -1508,7 +2670,7 @@
         <w:pStyle w:val="ListBullet"/>
       </w:pPr>
       <w:r>
-        <w:t>CASE-AUTO-0030</w:t>
+        <w:t>CASE-AUTO-0031</w:t>
       </w:r>
     </w:p>
     <w:p>
@@ -1516,6 +2678,10 @@
         <w:pStyle w:val="Heading2"/>
       </w:pPr>
       <w:r>
+        <w:rPr>
+          <w:color w:val="4F81BD"/>
+          <w:sz w:val="28"/>
+        </w:rPr>
         <w:t>Referências</w:t>
       </w:r>
     </w:p>
@@ -1524,7 +2690,7 @@
         <w:pStyle w:val="ListBullet"/>
       </w:pPr>
       <w:r>
-        <w:t>Documento interno: `02_MasterDictionary/AUTO/AUTO-0066.md`</w:t>
+        <w:t>Documento interno: 02_MasterDictionary/AUTO/AUTO-0068.md</w:t>
       </w:r>
     </w:p>
     <w:p>
@@ -1532,6 +2698,10 @@
         <w:pStyle w:val="Heading2"/>
       </w:pPr>
       <w:r>
+        <w:rPr>
+          <w:color w:val="4F81BD"/>
+          <w:sz w:val="28"/>
+        </w:rPr>
         <w:t>Tags</w:t>
       </w:r>
     </w:p>
@@ -1572,6 +2742,10 @@
         <w:pStyle w:val="Heading2"/>
       </w:pPr>
       <w:r>
+        <w:rPr>
+          <w:color w:val="4F81BD"/>
+          <w:sz w:val="28"/>
+        </w:rPr>
         <w:t>Veja também</w:t>
       </w:r>
     </w:p>
@@ -1580,7 +2754,7 @@
         <w:pStyle w:val="ListBullet"/>
       </w:pPr>
       <w:r>
-        <w:t>`02_MasterDictionary/AUTO/AUTO-0066.md`</w:t>
+        <w:t>02_MasterDictionary/AUTO/AUTO-0068.md</w:t>
       </w:r>
     </w:p>
     <w:p>
@@ -1588,35 +2762,51 @@
         <w:pStyle w:val="Heading2"/>
       </w:pPr>
       <w:r>
+        <w:rPr>
+          <w:color w:val="4F81BD"/>
+          <w:sz w:val="28"/>
+        </w:rPr>
         <w:t>Histórico de revisão</w:t>
       </w:r>
     </w:p>
     <w:p>
       <w:r>
+        <w:rPr>
+          <w:rFonts w:ascii="Courier New" w:hAnsi="Courier New"/>
+          <w:sz w:val="16"/>
+        </w:rPr>
         <w:t>| Data | Versão | Autor | Alteração |</w:t>
       </w:r>
     </w:p>
     <w:p>
       <w:r>
+        <w:rPr>
+          <w:rFonts w:ascii="Courier New" w:hAnsi="Courier New"/>
+          <w:sz w:val="16"/>
+        </w:rPr>
         <w:t>| --- | --- | --- | --- |</w:t>
       </w:r>
     </w:p>
     <w:p>
       <w:r>
+        <w:rPr>
+          <w:rFonts w:ascii="Courier New" w:hAnsi="Courier New"/>
+          <w:sz w:val="16"/>
+        </w:rPr>
         <w:t>| 2026-06-25 | 0.1 | JP-BR Insurance Knowledge Base | Criação inicial. |</w:t>
       </w:r>
     </w:p>
-    <w:p>
-      <w:r>
-        <w:t>————————————————————————</w:t>
-      </w:r>
-    </w:p>
+    <w:p/>
     <w:p>
       <w:pPr>
         <w:pStyle w:val="Heading1"/>
       </w:pPr>
       <w:r>
-        <w:t>FAQ-AUTO-0064 - Dano por terremoto é coberto?</w:t>
+        <w:rPr>
+          <w:color w:val="4F81BD"/>
+          <w:sz w:val="32"/>
+        </w:rPr>
+        <w:t>FAQ-AUTO-0066 - Dano por inundação ou enchente é coberto?</w:t>
       </w:r>
     </w:p>
     <w:p>
@@ -1624,6 +2814,10 @@
         <w:pStyle w:val="Heading2"/>
       </w:pPr>
       <w:r>
+        <w:rPr>
+          <w:color w:val="4F81BD"/>
+          <w:sz w:val="28"/>
+        </w:rPr>
         <w:t>Controle</w:t>
       </w:r>
     </w:p>
@@ -1664,12 +2858,16 @@
         <w:pStyle w:val="Heading2"/>
       </w:pPr>
       <w:r>
+        <w:rPr>
+          <w:color w:val="4F81BD"/>
+          <w:sz w:val="28"/>
+        </w:rPr>
         <w:t>Código</w:t>
       </w:r>
     </w:p>
     <w:p>
       <w:r>
-        <w:t>FAQ-AUTO-0064</w:t>
+        <w:t>FAQ-AUTO-0066</w:t>
       </w:r>
     </w:p>
     <w:p>
@@ -1677,6 +2875,10 @@
         <w:pStyle w:val="Heading2"/>
       </w:pPr>
       <w:r>
+        <w:rPr>
+          <w:color w:val="4F81BD"/>
+          <w:sz w:val="28"/>
+        </w:rPr>
         <w:t>Categoria</w:t>
       </w:r>
     </w:p>
@@ -1690,12 +2892,16 @@
         <w:pStyle w:val="Heading2"/>
       </w:pPr>
       <w:r>
+        <w:rPr>
+          <w:color w:val="4F81BD"/>
+          <w:sz w:val="28"/>
+        </w:rPr>
         <w:t>Pergunta</w:t>
       </w:r>
     </w:p>
     <w:p>
       <w:r>
-        <w:t>Dano por terremoto é coberto?</w:t>
+        <w:t>Dano por inundação ou enchente é coberto?</w:t>
       </w:r>
     </w:p>
     <w:p>
@@ -1703,6 +2909,10 @@
         <w:pStyle w:val="Heading2"/>
       </w:pPr>
       <w:r>
+        <w:rPr>
+          <w:color w:val="4F81BD"/>
+          <w:sz w:val="28"/>
+        </w:rPr>
         <w:t>Situação de atendimento</w:t>
       </w:r>
     </w:p>
@@ -1716,12 +2926,16 @@
         <w:pStyle w:val="Heading2"/>
       </w:pPr>
       <w:r>
+        <w:rPr>
+          <w:color w:val="4F81BD"/>
+          <w:sz w:val="28"/>
+        </w:rPr>
         <w:t>Resposta técnica</w:t>
       </w:r>
     </w:p>
     <w:p>
       <w:r>
-        <w:t>Fenômeno sísmico que pode causar danos ao veículo e cuja cobertura depende das condições do contrato.</w:t>
+        <w:t>Acúmulo ou invasão de água que causa dano ao veículo, podendo estar sujeito a regra específica de cobertura.</w:t>
       </w:r>
     </w:p>
     <w:p>
@@ -1729,12 +2943,16 @@
         <w:pStyle w:val="Heading2"/>
       </w:pPr>
       <w:r>
+        <w:rPr>
+          <w:color w:val="4F81BD"/>
+          <w:sz w:val="28"/>
+        </w:rPr>
         <w:t>Como responder ao cliente brasileiro</w:t>
       </w:r>
     </w:p>
     <w:p>
       <w:r>
-        <w:t>Danos por terremoto podem ter regra especial ou não estar cobertos. Precisamos conferir a apólice.</w:t>
+        <w:t>Se o carro foi atingido por água, precisamos verificar se a cobertura contratada inclui esse tipo de dano.</w:t>
       </w:r>
     </w:p>
     <w:p>
@@ -1742,6 +2960,10 @@
         <w:pStyle w:val="Heading2"/>
       </w:pPr>
       <w:r>
+        <w:rPr>
+          <w:color w:val="4F81BD"/>
+          <w:sz w:val="28"/>
+        </w:rPr>
         <w:t>Termos relacionados</w:t>
       </w:r>
     </w:p>
@@ -1750,7 +2972,7 @@
         <w:pStyle w:val="ListBullet"/>
       </w:pPr>
       <w:r>
-        <w:t>AUTO-0067 - 地震 - Terremoto</w:t>
+        <w:t>AUTO-0069 - 洪水 - Inundação</w:t>
       </w:r>
     </w:p>
     <w:p>
@@ -1758,6 +2980,10 @@
         <w:pStyle w:val="Heading2"/>
       </w:pPr>
       <w:r>
+        <w:rPr>
+          <w:color w:val="4F81BD"/>
+          <w:sz w:val="28"/>
+        </w:rPr>
         <w:t>Referências cruzadas</w:t>
       </w:r>
     </w:p>
@@ -1766,7 +2992,7 @@
         <w:pStyle w:val="ListBullet"/>
       </w:pPr>
       <w:r>
-        <w:t>DIALOGUE-AUTO-0022</w:t>
+        <w:t>DIALOGUE-AUTO-0023</w:t>
       </w:r>
     </w:p>
     <w:p>
@@ -1782,6 +3008,10 @@
         <w:pStyle w:val="Heading2"/>
       </w:pPr>
       <w:r>
+        <w:rPr>
+          <w:color w:val="4F81BD"/>
+          <w:sz w:val="28"/>
+        </w:rPr>
         <w:t>Referências</w:t>
       </w:r>
     </w:p>
@@ -1790,7 +3020,7 @@
         <w:pStyle w:val="ListBullet"/>
       </w:pPr>
       <w:r>
-        <w:t>Documento interno: `02_MasterDictionary/AUTO/AUTO-0067.md`</w:t>
+        <w:t>Documento interno: 02_MasterDictionary/AUTO/AUTO-0069.md</w:t>
       </w:r>
     </w:p>
     <w:p>
@@ -1798,6 +3028,10 @@
         <w:pStyle w:val="Heading2"/>
       </w:pPr>
       <w:r>
+        <w:rPr>
+          <w:color w:val="4F81BD"/>
+          <w:sz w:val="28"/>
+        </w:rPr>
         <w:t>Tags</w:t>
       </w:r>
     </w:p>
@@ -1838,6 +3072,10 @@
         <w:pStyle w:val="Heading2"/>
       </w:pPr>
       <w:r>
+        <w:rPr>
+          <w:color w:val="4F81BD"/>
+          <w:sz w:val="28"/>
+        </w:rPr>
         <w:t>Veja também</w:t>
       </w:r>
     </w:p>
@@ -1846,7 +3084,7 @@
         <w:pStyle w:val="ListBullet"/>
       </w:pPr>
       <w:r>
-        <w:t>`02_MasterDictionary/AUTO/AUTO-0067.md`</w:t>
+        <w:t>02_MasterDictionary/AUTO/AUTO-0069.md</w:t>
       </w:r>
     </w:p>
     <w:p>
@@ -1854,35 +3092,51 @@
         <w:pStyle w:val="Heading2"/>
       </w:pPr>
       <w:r>
+        <w:rPr>
+          <w:color w:val="4F81BD"/>
+          <w:sz w:val="28"/>
+        </w:rPr>
         <w:t>Histórico de revisão</w:t>
       </w:r>
     </w:p>
     <w:p>
       <w:r>
+        <w:rPr>
+          <w:rFonts w:ascii="Courier New" w:hAnsi="Courier New"/>
+          <w:sz w:val="16"/>
+        </w:rPr>
         <w:t>| Data | Versão | Autor | Alteração |</w:t>
       </w:r>
     </w:p>
     <w:p>
       <w:r>
+        <w:rPr>
+          <w:rFonts w:ascii="Courier New" w:hAnsi="Courier New"/>
+          <w:sz w:val="16"/>
+        </w:rPr>
         <w:t>| --- | --- | --- | --- |</w:t>
       </w:r>
     </w:p>
     <w:p>
       <w:r>
+        <w:rPr>
+          <w:rFonts w:ascii="Courier New" w:hAnsi="Courier New"/>
+          <w:sz w:val="16"/>
+        </w:rPr>
         <w:t>| 2026-06-25 | 0.1 | JP-BR Insurance Knowledge Base | Criação inicial. |</w:t>
       </w:r>
     </w:p>
-    <w:p>
-      <w:r>
-        <w:t>————————————————————————</w:t>
-      </w:r>
-    </w:p>
+    <w:p/>
     <w:p>
       <w:pPr>
         <w:pStyle w:val="Heading1"/>
       </w:pPr>
       <w:r>
-        <w:t>FAQ-AUTO-0065 - Dano por tufão é coberto?</w:t>
+        <w:rPr>
+          <w:color w:val="4F81BD"/>
+          <w:sz w:val="32"/>
+        </w:rPr>
+        <w:t>FAQ-AUTO-0067 - O seguro cobre roubo ou furto do veículo?</w:t>
       </w:r>
     </w:p>
     <w:p>
@@ -1890,6 +3144,10 @@
         <w:pStyle w:val="Heading2"/>
       </w:pPr>
       <w:r>
+        <w:rPr>
+          <w:color w:val="4F81BD"/>
+          <w:sz w:val="28"/>
+        </w:rPr>
         <w:t>Controle</w:t>
       </w:r>
     </w:p>
@@ -1930,12 +3188,16 @@
         <w:pStyle w:val="Heading2"/>
       </w:pPr>
       <w:r>
+        <w:rPr>
+          <w:color w:val="4F81BD"/>
+          <w:sz w:val="28"/>
+        </w:rPr>
         <w:t>Código</w:t>
       </w:r>
     </w:p>
     <w:p>
       <w:r>
-        <w:t>FAQ-AUTO-0065</w:t>
+        <w:t>FAQ-AUTO-0067</w:t>
       </w:r>
     </w:p>
     <w:p>
@@ -1943,6 +3205,10 @@
         <w:pStyle w:val="Heading2"/>
       </w:pPr>
       <w:r>
+        <w:rPr>
+          <w:color w:val="4F81BD"/>
+          <w:sz w:val="28"/>
+        </w:rPr>
         <w:t>Categoria</w:t>
       </w:r>
     </w:p>
@@ -1956,12 +3222,16 @@
         <w:pStyle w:val="Heading2"/>
       </w:pPr>
       <w:r>
+        <w:rPr>
+          <w:color w:val="4F81BD"/>
+          <w:sz w:val="28"/>
+        </w:rPr>
         <w:t>Pergunta</w:t>
       </w:r>
     </w:p>
     <w:p>
       <w:r>
-        <w:t>Dano por tufão é coberto?</w:t>
+        <w:t>O seguro cobre roubo ou furto do veículo?</w:t>
       </w:r>
     </w:p>
     <w:p>
@@ -1969,6 +3239,10 @@
         <w:pStyle w:val="Heading2"/>
       </w:pPr>
       <w:r>
+        <w:rPr>
+          <w:color w:val="4F81BD"/>
+          <w:sz w:val="28"/>
+        </w:rPr>
         <w:t>Situação de atendimento</w:t>
       </w:r>
     </w:p>
@@ -1982,12 +3256,16 @@
         <w:pStyle w:val="Heading2"/>
       </w:pPr>
       <w:r>
+        <w:rPr>
+          <w:color w:val="4F81BD"/>
+          <w:sz w:val="28"/>
+        </w:rPr>
         <w:t>Resposta técnica</w:t>
       </w:r>
     </w:p>
     <w:p>
       <w:r>
-        <w:t>Fenômeno meteorológico com vento forte e chuva intensa que pode causar danos ao veículo.</w:t>
+        <w:t>Subtração do veículo ou de partes, conforme definição e condições aplicáveis na apólice.</w:t>
       </w:r>
     </w:p>
     <w:p>
@@ -1995,12 +3273,16 @@
         <w:pStyle w:val="Heading2"/>
       </w:pPr>
       <w:r>
+        <w:rPr>
+          <w:color w:val="4F81BD"/>
+          <w:sz w:val="28"/>
+        </w:rPr>
         <w:t>Como responder ao cliente brasileiro</w:t>
       </w:r>
     </w:p>
     <w:p>
       <w:r>
-        <w:t>No Japão, tufões podem causar danos ao carro. A cobertura depende das condições contratadas.</w:t>
+        <w:t>Se houver roubo ou furto, registre formalmente e avise a seguradora. A cobertura depende do contrato.</w:t>
       </w:r>
     </w:p>
     <w:p>
@@ -2008,6 +3290,10 @@
         <w:pStyle w:val="Heading2"/>
       </w:pPr>
       <w:r>
+        <w:rPr>
+          <w:color w:val="4F81BD"/>
+          <w:sz w:val="28"/>
+        </w:rPr>
         <w:t>Termos relacionados</w:t>
       </w:r>
     </w:p>
@@ -2016,7 +3302,7 @@
         <w:pStyle w:val="ListBullet"/>
       </w:pPr>
       <w:r>
-        <w:t>AUTO-0068 - 台風 - Tufão</w:t>
+        <w:t>AUTO-0070 - 盗難 - Roubo ou furto do veículo</w:t>
       </w:r>
     </w:p>
     <w:p>
@@ -2024,6 +3310,10 @@
         <w:pStyle w:val="Heading2"/>
       </w:pPr>
       <w:r>
+        <w:rPr>
+          <w:color w:val="4F81BD"/>
+          <w:sz w:val="28"/>
+        </w:rPr>
         <w:t>Referências cruzadas</w:t>
       </w:r>
     </w:p>
@@ -2032,7 +3322,7 @@
         <w:pStyle w:val="ListBullet"/>
       </w:pPr>
       <w:r>
-        <w:t>DIALOGUE-AUTO-0022</w:t>
+        <w:t>DIALOGUE-AUTO-0023</w:t>
       </w:r>
     </w:p>
     <w:p>
@@ -2040,7 +3330,7 @@
         <w:pStyle w:val="ListBullet"/>
       </w:pPr>
       <w:r>
-        <w:t>CASE-AUTO-0031</w:t>
+        <w:t>CASE-AUTO-0032</w:t>
       </w:r>
     </w:p>
     <w:p>
@@ -2048,6 +3338,10 @@
         <w:pStyle w:val="Heading2"/>
       </w:pPr>
       <w:r>
+        <w:rPr>
+          <w:color w:val="4F81BD"/>
+          <w:sz w:val="28"/>
+        </w:rPr>
         <w:t>Referências</w:t>
       </w:r>
     </w:p>
@@ -2056,7 +3350,7 @@
         <w:pStyle w:val="ListBullet"/>
       </w:pPr>
       <w:r>
-        <w:t>Documento interno: `02_MasterDictionary/AUTO/AUTO-0068.md`</w:t>
+        <w:t>Documento interno: 02_MasterDictionary/AUTO/AUTO-0070.md</w:t>
       </w:r>
     </w:p>
     <w:p>
@@ -2064,6 +3358,10 @@
         <w:pStyle w:val="Heading2"/>
       </w:pPr>
       <w:r>
+        <w:rPr>
+          <w:color w:val="4F81BD"/>
+          <w:sz w:val="28"/>
+        </w:rPr>
         <w:t>Tags</w:t>
       </w:r>
     </w:p>
@@ -2104,6 +3402,10 @@
         <w:pStyle w:val="Heading2"/>
       </w:pPr>
       <w:r>
+        <w:rPr>
+          <w:color w:val="4F81BD"/>
+          <w:sz w:val="28"/>
+        </w:rPr>
         <w:t>Veja também</w:t>
       </w:r>
     </w:p>
@@ -2112,7 +3414,7 @@
         <w:pStyle w:val="ListBullet"/>
       </w:pPr>
       <w:r>
-        <w:t>`02_MasterDictionary/AUTO/AUTO-0068.md`</w:t>
+        <w:t>02_MasterDictionary/AUTO/AUTO-0070.md</w:t>
       </w:r>
     </w:p>
     <w:p>
@@ -2120,35 +3422,51 @@
         <w:pStyle w:val="Heading2"/>
       </w:pPr>
       <w:r>
+        <w:rPr>
+          <w:color w:val="4F81BD"/>
+          <w:sz w:val="28"/>
+        </w:rPr>
         <w:t>Histórico de revisão</w:t>
       </w:r>
     </w:p>
     <w:p>
       <w:r>
+        <w:rPr>
+          <w:rFonts w:ascii="Courier New" w:hAnsi="Courier New"/>
+          <w:sz w:val="16"/>
+        </w:rPr>
         <w:t>| Data | Versão | Autor | Alteração |</w:t>
       </w:r>
     </w:p>
     <w:p>
       <w:r>
+        <w:rPr>
+          <w:rFonts w:ascii="Courier New" w:hAnsi="Courier New"/>
+          <w:sz w:val="16"/>
+        </w:rPr>
         <w:t>| --- | --- | --- | --- |</w:t>
       </w:r>
     </w:p>
     <w:p>
       <w:r>
+        <w:rPr>
+          <w:rFonts w:ascii="Courier New" w:hAnsi="Courier New"/>
+          <w:sz w:val="16"/>
+        </w:rPr>
         <w:t>| 2026-06-25 | 0.1 | JP-BR Insurance Knowledge Base | Criação inicial. |</w:t>
       </w:r>
     </w:p>
-    <w:p>
-      <w:r>
-        <w:t>————————————————————————</w:t>
-      </w:r>
-    </w:p>
+    <w:p/>
     <w:p>
       <w:pPr>
         <w:pStyle w:val="Heading1"/>
       </w:pPr>
       <w:r>
-        <w:t>FAQ-AUTO-0066 - Dano por inundação ou enchente é coberto?</w:t>
+        <w:rPr>
+          <w:color w:val="4F81BD"/>
+          <w:sz w:val="32"/>
+        </w:rPr>
+        <w:t>FAQ-AUTO-0068 - Vandalismo pode ser coberto?</w:t>
       </w:r>
     </w:p>
     <w:p>
@@ -2156,6 +3474,10 @@
         <w:pStyle w:val="Heading2"/>
       </w:pPr>
       <w:r>
+        <w:rPr>
+          <w:color w:val="4F81BD"/>
+          <w:sz w:val="28"/>
+        </w:rPr>
         <w:t>Controle</w:t>
       </w:r>
     </w:p>
@@ -2196,12 +3518,16 @@
         <w:pStyle w:val="Heading2"/>
       </w:pPr>
       <w:r>
+        <w:rPr>
+          <w:color w:val="4F81BD"/>
+          <w:sz w:val="28"/>
+        </w:rPr>
         <w:t>Código</w:t>
       </w:r>
     </w:p>
     <w:p>
       <w:r>
-        <w:t>FAQ-AUTO-0066</w:t>
+        <w:t>FAQ-AUTO-0068</w:t>
       </w:r>
     </w:p>
     <w:p>
@@ -2209,6 +3535,10 @@
         <w:pStyle w:val="Heading2"/>
       </w:pPr>
       <w:r>
+        <w:rPr>
+          <w:color w:val="4F81BD"/>
+          <w:sz w:val="28"/>
+        </w:rPr>
         <w:t>Categoria</w:t>
       </w:r>
     </w:p>
@@ -2222,12 +3552,16 @@
         <w:pStyle w:val="Heading2"/>
       </w:pPr>
       <w:r>
+        <w:rPr>
+          <w:color w:val="4F81BD"/>
+          <w:sz w:val="28"/>
+        </w:rPr>
         <w:t>Pergunta</w:t>
       </w:r>
     </w:p>
     <w:p>
       <w:r>
-        <w:t>Dano por inundação ou enchente é coberto?</w:t>
+        <w:t>Vandalismo pode ser coberto?</w:t>
       </w:r>
     </w:p>
     <w:p>
@@ -2235,6 +3569,10 @@
         <w:pStyle w:val="Heading2"/>
       </w:pPr>
       <w:r>
+        <w:rPr>
+          <w:color w:val="4F81BD"/>
+          <w:sz w:val="28"/>
+        </w:rPr>
         <w:t>Situação de atendimento</w:t>
       </w:r>
     </w:p>
@@ -2248,12 +3586,16 @@
         <w:pStyle w:val="Heading2"/>
       </w:pPr>
       <w:r>
+        <w:rPr>
+          <w:color w:val="4F81BD"/>
+          <w:sz w:val="28"/>
+        </w:rPr>
         <w:t>Resposta técnica</w:t>
       </w:r>
     </w:p>
     <w:p>
       <w:r>
-        <w:t>Acúmulo ou invasão de água que causa dano ao veículo, podendo estar sujeito a regra específica de cobertura.</w:t>
+        <w:t>Dano causado por terceiro por brincadeira, má intenção ou ato de destruição, conforme análise da seguradora.</w:t>
       </w:r>
     </w:p>
     <w:p>
@@ -2261,12 +3603,16 @@
         <w:pStyle w:val="Heading2"/>
       </w:pPr>
       <w:r>
+        <w:rPr>
+          <w:color w:val="4F81BD"/>
+          <w:sz w:val="28"/>
+        </w:rPr>
         <w:t>Como responder ao cliente brasileiro</w:t>
       </w:r>
     </w:p>
     <w:p>
       <w:r>
-        <w:t>Se o carro foi atingido por água, precisamos verificar se a cobertura contratada inclui esse tipo de dano.</w:t>
+        <w:t>Risco de vandalismo precisa ser documentado. Fotos, boletim ou registro podem ajudar a análise.</w:t>
       </w:r>
     </w:p>
     <w:p>
@@ -2274,6 +3620,10 @@
         <w:pStyle w:val="Heading2"/>
       </w:pPr>
       <w:r>
+        <w:rPr>
+          <w:color w:val="4F81BD"/>
+          <w:sz w:val="28"/>
+        </w:rPr>
         <w:t>Termos relacionados</w:t>
       </w:r>
     </w:p>
@@ -2282,7 +3632,7 @@
         <w:pStyle w:val="ListBullet"/>
       </w:pPr>
       <w:r>
-        <w:t>AUTO-0069 - 洪水 - Inundação</w:t>
+        <w:t>AUTO-0071 - いたずら - Vandalismo</w:t>
       </w:r>
     </w:p>
     <w:p>
@@ -2290,6 +3640,10 @@
         <w:pStyle w:val="Heading2"/>
       </w:pPr>
       <w:r>
+        <w:rPr>
+          <w:color w:val="4F81BD"/>
+          <w:sz w:val="28"/>
+        </w:rPr>
         <w:t>Referências cruzadas</w:t>
       </w:r>
     </w:p>
@@ -2306,7 +3660,7 @@
         <w:pStyle w:val="ListBullet"/>
       </w:pPr>
       <w:r>
-        <w:t>CASE-AUTO-0031</w:t>
+        <w:t>CASE-AUTO-0032</w:t>
       </w:r>
     </w:p>
     <w:p>
@@ -2314,6 +3668,10 @@
         <w:pStyle w:val="Heading2"/>
       </w:pPr>
       <w:r>
+        <w:rPr>
+          <w:color w:val="4F81BD"/>
+          <w:sz w:val="28"/>
+        </w:rPr>
         <w:t>Referências</w:t>
       </w:r>
     </w:p>
@@ -2322,7 +3680,7 @@
         <w:pStyle w:val="ListBullet"/>
       </w:pPr>
       <w:r>
-        <w:t>Documento interno: `02_MasterDictionary/AUTO/AUTO-0069.md`</w:t>
+        <w:t>Documento interno: 02_MasterDictionary/AUTO/AUTO-0071.md</w:t>
       </w:r>
     </w:p>
     <w:p>
@@ -2330,6 +3688,10 @@
         <w:pStyle w:val="Heading2"/>
       </w:pPr>
       <w:r>
+        <w:rPr>
+          <w:color w:val="4F81BD"/>
+          <w:sz w:val="28"/>
+        </w:rPr>
         <w:t>Tags</w:t>
       </w:r>
     </w:p>
@@ -2370,6 +3732,10 @@
         <w:pStyle w:val="Heading2"/>
       </w:pPr>
       <w:r>
+        <w:rPr>
+          <w:color w:val="4F81BD"/>
+          <w:sz w:val="28"/>
+        </w:rPr>
         <w:t>Veja também</w:t>
       </w:r>
     </w:p>
@@ -2378,7 +3744,7 @@
         <w:pStyle w:val="ListBullet"/>
       </w:pPr>
       <w:r>
-        <w:t>`02_MasterDictionary/AUTO/AUTO-0069.md`</w:t>
+        <w:t>02_MasterDictionary/AUTO/AUTO-0071.md</w:t>
       </w:r>
     </w:p>
     <w:p>
@@ -2386,35 +3752,51 @@
         <w:pStyle w:val="Heading2"/>
       </w:pPr>
       <w:r>
+        <w:rPr>
+          <w:color w:val="4F81BD"/>
+          <w:sz w:val="28"/>
+        </w:rPr>
         <w:t>Histórico de revisão</w:t>
       </w:r>
     </w:p>
     <w:p>
       <w:r>
+        <w:rPr>
+          <w:rFonts w:ascii="Courier New" w:hAnsi="Courier New"/>
+          <w:sz w:val="16"/>
+        </w:rPr>
         <w:t>| Data | Versão | Autor | Alteração |</w:t>
       </w:r>
     </w:p>
     <w:p>
       <w:r>
+        <w:rPr>
+          <w:rFonts w:ascii="Courier New" w:hAnsi="Courier New"/>
+          <w:sz w:val="16"/>
+        </w:rPr>
         <w:t>| --- | --- | --- | --- |</w:t>
       </w:r>
     </w:p>
     <w:p>
       <w:r>
+        <w:rPr>
+          <w:rFonts w:ascii="Courier New" w:hAnsi="Courier New"/>
+          <w:sz w:val="16"/>
+        </w:rPr>
         <w:t>| 2026-06-25 | 0.1 | JP-BR Insurance Knowledge Base | Criação inicial. |</w:t>
       </w:r>
     </w:p>
-    <w:p>
-      <w:r>
-        <w:t>————————————————————————</w:t>
-      </w:r>
-    </w:p>
+    <w:p/>
     <w:p>
       <w:pPr>
         <w:pStyle w:val="Heading1"/>
       </w:pPr>
       <w:r>
-        <w:t>FAQ-AUTO-0067 - O seguro cobre roubo ou furto do veículo?</w:t>
+        <w:rPr>
+          <w:color w:val="4F81BD"/>
+          <w:sz w:val="32"/>
+        </w:rPr>
+        <w:t>FAQ-AUTO-0069 - Dano por pedra no para-brisa é coberto?</w:t>
       </w:r>
     </w:p>
     <w:p>
@@ -2422,6 +3804,10 @@
         <w:pStyle w:val="Heading2"/>
       </w:pPr>
       <w:r>
+        <w:rPr>
+          <w:color w:val="4F81BD"/>
+          <w:sz w:val="28"/>
+        </w:rPr>
         <w:t>Controle</w:t>
       </w:r>
     </w:p>
@@ -2462,12 +3848,16 @@
         <w:pStyle w:val="Heading2"/>
       </w:pPr>
       <w:r>
+        <w:rPr>
+          <w:color w:val="4F81BD"/>
+          <w:sz w:val="28"/>
+        </w:rPr>
         <w:t>Código</w:t>
       </w:r>
     </w:p>
     <w:p>
       <w:r>
-        <w:t>FAQ-AUTO-0067</w:t>
+        <w:t>FAQ-AUTO-0069</w:t>
       </w:r>
     </w:p>
     <w:p>
@@ -2475,6 +3865,10 @@
         <w:pStyle w:val="Heading2"/>
       </w:pPr>
       <w:r>
+        <w:rPr>
+          <w:color w:val="4F81BD"/>
+          <w:sz w:val="28"/>
+        </w:rPr>
         <w:t>Categoria</w:t>
       </w:r>
     </w:p>
@@ -2488,12 +3882,16 @@
         <w:pStyle w:val="Heading2"/>
       </w:pPr>
       <w:r>
+        <w:rPr>
+          <w:color w:val="4F81BD"/>
+          <w:sz w:val="28"/>
+        </w:rPr>
         <w:t>Pergunta</w:t>
       </w:r>
     </w:p>
     <w:p>
       <w:r>
-        <w:t>O seguro cobre roubo ou furto do veículo?</w:t>
+        <w:t>Dano por pedra no para-brisa é coberto?</w:t>
       </w:r>
     </w:p>
     <w:p>
@@ -2501,6 +3899,10 @@
         <w:pStyle w:val="Heading2"/>
       </w:pPr>
       <w:r>
+        <w:rPr>
+          <w:color w:val="4F81BD"/>
+          <w:sz w:val="28"/>
+        </w:rPr>
         <w:t>Situação de atendimento</w:t>
       </w:r>
     </w:p>
@@ -2514,12 +3916,16 @@
         <w:pStyle w:val="Heading2"/>
       </w:pPr>
       <w:r>
+        <w:rPr>
+          <w:color w:val="4F81BD"/>
+          <w:sz w:val="28"/>
+        </w:rPr>
         <w:t>Resposta técnica</w:t>
       </w:r>
     </w:p>
     <w:p>
       <w:r>
-        <w:t>Subtração do veículo ou de partes, conforme definição e condições aplicáveis na apólice.</w:t>
+        <w:t>Dano causado por pedra ou objeto pequeno lançado contra o veículo, frequentemente no para-brisa ou carroceria.</w:t>
       </w:r>
     </w:p>
     <w:p>
@@ -2527,12 +3933,16 @@
         <w:pStyle w:val="Heading2"/>
       </w:pPr>
       <w:r>
+        <w:rPr>
+          <w:color w:val="4F81BD"/>
+          <w:sz w:val="28"/>
+        </w:rPr>
         <w:t>Como responder ao cliente brasileiro</w:t>
       </w:r>
     </w:p>
     <w:p>
       <w:r>
-        <w:t>Se houver roubo ou furto, registre formalmente e avise a seguradora. A cobertura depende do contrato.</w:t>
+        <w:t>Dano por pedra, como no para-brisa, deve ser verificado conforme cobertura do veículo e franquia.</w:t>
       </w:r>
     </w:p>
     <w:p>
@@ -2540,6 +3950,10 @@
         <w:pStyle w:val="Heading2"/>
       </w:pPr>
       <w:r>
+        <w:rPr>
+          <w:color w:val="4F81BD"/>
+          <w:sz w:val="28"/>
+        </w:rPr>
         <w:t>Termos relacionados</w:t>
       </w:r>
     </w:p>
@@ -2548,7 +3962,7 @@
         <w:pStyle w:val="ListBullet"/>
       </w:pPr>
       <w:r>
-        <w:t>AUTO-0070 - 盗難 - Roubo ou furto do veículo</w:t>
+        <w:t>AUTO-0072 - 飛び石 - Dano por pedra lançada</w:t>
       </w:r>
     </w:p>
     <w:p>
@@ -2556,6 +3970,10 @@
         <w:pStyle w:val="Heading2"/>
       </w:pPr>
       <w:r>
+        <w:rPr>
+          <w:color w:val="4F81BD"/>
+          <w:sz w:val="28"/>
+        </w:rPr>
         <w:t>Referências cruzadas</w:t>
       </w:r>
     </w:p>
@@ -2580,6 +3998,10 @@
         <w:pStyle w:val="Heading2"/>
       </w:pPr>
       <w:r>
+        <w:rPr>
+          <w:color w:val="4F81BD"/>
+          <w:sz w:val="28"/>
+        </w:rPr>
         <w:t>Referências</w:t>
       </w:r>
     </w:p>
@@ -2588,7 +4010,7 @@
         <w:pStyle w:val="ListBullet"/>
       </w:pPr>
       <w:r>
-        <w:t>Documento interno: `02_MasterDictionary/AUTO/AUTO-0070.md`</w:t>
+        <w:t>Documento interno: 02_MasterDictionary/AUTO/AUTO-0072.md</w:t>
       </w:r>
     </w:p>
     <w:p>
@@ -2596,6 +4018,10 @@
         <w:pStyle w:val="Heading2"/>
       </w:pPr>
       <w:r>
+        <w:rPr>
+          <w:color w:val="4F81BD"/>
+          <w:sz w:val="28"/>
+        </w:rPr>
         <w:t>Tags</w:t>
       </w:r>
     </w:p>
@@ -2636,6 +4062,10 @@
         <w:pStyle w:val="Heading2"/>
       </w:pPr>
       <w:r>
+        <w:rPr>
+          <w:color w:val="4F81BD"/>
+          <w:sz w:val="28"/>
+        </w:rPr>
         <w:t>Veja também</w:t>
       </w:r>
     </w:p>
@@ -2644,7 +4074,7 @@
         <w:pStyle w:val="ListBullet"/>
       </w:pPr>
       <w:r>
-        <w:t>`02_MasterDictionary/AUTO/AUTO-0070.md`</w:t>
+        <w:t>02_MasterDictionary/AUTO/AUTO-0072.md</w:t>
       </w:r>
     </w:p>
     <w:p>
@@ -2652,35 +4082,51 @@
         <w:pStyle w:val="Heading2"/>
       </w:pPr>
       <w:r>
+        <w:rPr>
+          <w:color w:val="4F81BD"/>
+          <w:sz w:val="28"/>
+        </w:rPr>
         <w:t>Histórico de revisão</w:t>
       </w:r>
     </w:p>
     <w:p>
       <w:r>
+        <w:rPr>
+          <w:rFonts w:ascii="Courier New" w:hAnsi="Courier New"/>
+          <w:sz w:val="16"/>
+        </w:rPr>
         <w:t>| Data | Versão | Autor | Alteração |</w:t>
       </w:r>
     </w:p>
     <w:p>
       <w:r>
+        <w:rPr>
+          <w:rFonts w:ascii="Courier New" w:hAnsi="Courier New"/>
+          <w:sz w:val="16"/>
+        </w:rPr>
         <w:t>| --- | --- | --- | --- |</w:t>
       </w:r>
     </w:p>
     <w:p>
       <w:r>
+        <w:rPr>
+          <w:rFonts w:ascii="Courier New" w:hAnsi="Courier New"/>
+          <w:sz w:val="16"/>
+        </w:rPr>
         <w:t>| 2026-06-25 | 0.1 | JP-BR Insurance Knowledge Base | Criação inicial. |</w:t>
       </w:r>
     </w:p>
-    <w:p>
-      <w:r>
-        <w:t>————————————————————————</w:t>
-      </w:r>
-    </w:p>
+    <w:p/>
     <w:p>
       <w:pPr>
         <w:pStyle w:val="Heading1"/>
       </w:pPr>
       <w:r>
-        <w:t>FAQ-AUTO-0068 - Vandalismo pode ser coberto?</w:t>
+        <w:rPr>
+          <w:color w:val="4F81BD"/>
+          <w:sz w:val="32"/>
+        </w:rPr>
+        <w:t>FAQ-AUTO-0070 - Todo desastre natural entra no seguro?</w:t>
       </w:r>
     </w:p>
     <w:p>
@@ -2688,6 +4134,10 @@
         <w:pStyle w:val="Heading2"/>
       </w:pPr>
       <w:r>
+        <w:rPr>
+          <w:color w:val="4F81BD"/>
+          <w:sz w:val="28"/>
+        </w:rPr>
         <w:t>Controle</w:t>
       </w:r>
     </w:p>
@@ -2728,12 +4178,16 @@
         <w:pStyle w:val="Heading2"/>
       </w:pPr>
       <w:r>
+        <w:rPr>
+          <w:color w:val="4F81BD"/>
+          <w:sz w:val="28"/>
+        </w:rPr>
         <w:t>Código</w:t>
       </w:r>
     </w:p>
     <w:p>
       <w:r>
-        <w:t>FAQ-AUTO-0068</w:t>
+        <w:t>FAQ-AUTO-0070</w:t>
       </w:r>
     </w:p>
     <w:p>
@@ -2741,6 +4195,10 @@
         <w:pStyle w:val="Heading2"/>
       </w:pPr>
       <w:r>
+        <w:rPr>
+          <w:color w:val="4F81BD"/>
+          <w:sz w:val="28"/>
+        </w:rPr>
         <w:t>Categoria</w:t>
       </w:r>
     </w:p>
@@ -2754,12 +4212,16 @@
         <w:pStyle w:val="Heading2"/>
       </w:pPr>
       <w:r>
+        <w:rPr>
+          <w:color w:val="4F81BD"/>
+          <w:sz w:val="28"/>
+        </w:rPr>
         <w:t>Pergunta</w:t>
       </w:r>
     </w:p>
     <w:p>
       <w:r>
-        <w:t>Vandalismo pode ser coberto?</w:t>
+        <w:t>Todo desastre natural entra no seguro?</w:t>
       </w:r>
     </w:p>
     <w:p>
@@ -2767,6 +4229,10 @@
         <w:pStyle w:val="Heading2"/>
       </w:pPr>
       <w:r>
+        <w:rPr>
+          <w:color w:val="4F81BD"/>
+          <w:sz w:val="28"/>
+        </w:rPr>
         <w:t>Situação de atendimento</w:t>
       </w:r>
     </w:p>
@@ -2780,12 +4246,16 @@
         <w:pStyle w:val="Heading2"/>
       </w:pPr>
       <w:r>
+        <w:rPr>
+          <w:color w:val="4F81BD"/>
+          <w:sz w:val="28"/>
+        </w:rPr>
         <w:t>Resposta técnica</w:t>
       </w:r>
     </w:p>
     <w:p>
       <w:r>
-        <w:t>Dano causado por terceiro por brincadeira, má intenção ou ato de destruição, conforme análise da seguradora.</w:t>
+        <w:t>Evento da natureza, como tufão, inundação, terremoto ou outros fenômenos, que pode causar dano ao veículo.</w:t>
       </w:r>
     </w:p>
     <w:p>
@@ -2793,12 +4263,16 @@
         <w:pStyle w:val="Heading2"/>
       </w:pPr>
       <w:r>
+        <w:rPr>
+          <w:color w:val="4F81BD"/>
+          <w:sz w:val="28"/>
+        </w:rPr>
         <w:t>Como responder ao cliente brasileiro</w:t>
       </w:r>
     </w:p>
     <w:p>
       <w:r>
-        <w:t>Risco de vandalismo precisa ser documentado. Fotos, boletim ou registro podem ajudar a análise.</w:t>
+        <w:t>Nem todo desastre natural é tratado da mesma forma no seguro. Precisamos verificar qual evento ocorreu e qual cobertura existe.</w:t>
       </w:r>
     </w:p>
     <w:p>
@@ -2806,6 +4280,10 @@
         <w:pStyle w:val="Heading2"/>
       </w:pPr>
       <w:r>
+        <w:rPr>
+          <w:color w:val="4F81BD"/>
+          <w:sz w:val="28"/>
+        </w:rPr>
         <w:t>Termos relacionados</w:t>
       </w:r>
     </w:p>
@@ -2814,7 +4292,7 @@
         <w:pStyle w:val="ListBullet"/>
       </w:pPr>
       <w:r>
-        <w:t>AUTO-0071 - いたずら - Vandalismo</w:t>
+        <w:t>AUTO-0073 - 自然災害 - Desastre natural</w:t>
       </w:r>
     </w:p>
     <w:p>
@@ -2822,6 +4300,10 @@
         <w:pStyle w:val="Heading2"/>
       </w:pPr>
       <w:r>
+        <w:rPr>
+          <w:color w:val="4F81BD"/>
+          <w:sz w:val="28"/>
+        </w:rPr>
         <w:t>Referências cruzadas</w:t>
       </w:r>
     </w:p>
@@ -2830,7 +4312,7 @@
         <w:pStyle w:val="ListBullet"/>
       </w:pPr>
       <w:r>
-        <w:t>DIALOGUE-AUTO-0023</w:t>
+        <w:t>DIALOGUE-AUTO-0024</w:t>
       </w:r>
     </w:p>
     <w:p>
@@ -2838,7 +4320,7 @@
         <w:pStyle w:val="ListBullet"/>
       </w:pPr>
       <w:r>
-        <w:t>CASE-AUTO-0032</w:t>
+        <w:t>CASE-AUTO-0033</w:t>
       </w:r>
     </w:p>
     <w:p>
@@ -2846,6 +4328,10 @@
         <w:pStyle w:val="Heading2"/>
       </w:pPr>
       <w:r>
+        <w:rPr>
+          <w:color w:val="4F81BD"/>
+          <w:sz w:val="28"/>
+        </w:rPr>
         <w:t>Referências</w:t>
       </w:r>
     </w:p>
@@ -2854,7 +4340,7 @@
         <w:pStyle w:val="ListBullet"/>
       </w:pPr>
       <w:r>
-        <w:t>Documento interno: `02_MasterDictionary/AUTO/AUTO-0071.md`</w:t>
+        <w:t>Documento interno: 02_MasterDictionary/AUTO/AUTO-0073.md</w:t>
       </w:r>
     </w:p>
     <w:p>
@@ -2862,6 +4348,10 @@
         <w:pStyle w:val="Heading2"/>
       </w:pPr>
       <w:r>
+        <w:rPr>
+          <w:color w:val="4F81BD"/>
+          <w:sz w:val="28"/>
+        </w:rPr>
         <w:t>Tags</w:t>
       </w:r>
     </w:p>
@@ -2902,6 +4392,10 @@
         <w:pStyle w:val="Heading2"/>
       </w:pPr>
       <w:r>
+        <w:rPr>
+          <w:color w:val="4F81BD"/>
+          <w:sz w:val="28"/>
+        </w:rPr>
         <w:t>Veja também</w:t>
       </w:r>
     </w:p>
@@ -2910,7 +4404,7 @@
         <w:pStyle w:val="ListBullet"/>
       </w:pPr>
       <w:r>
-        <w:t>`02_MasterDictionary/AUTO/AUTO-0071.md`</w:t>
+        <w:t>02_MasterDictionary/AUTO/AUTO-0073.md</w:t>
       </w:r>
     </w:p>
     <w:p>
@@ -2918,35 +4412,51 @@
         <w:pStyle w:val="Heading2"/>
       </w:pPr>
       <w:r>
+        <w:rPr>
+          <w:color w:val="4F81BD"/>
+          <w:sz w:val="28"/>
+        </w:rPr>
         <w:t>Histórico de revisão</w:t>
       </w:r>
     </w:p>
     <w:p>
       <w:r>
+        <w:rPr>
+          <w:rFonts w:ascii="Courier New" w:hAnsi="Courier New"/>
+          <w:sz w:val="16"/>
+        </w:rPr>
         <w:t>| Data | Versão | Autor | Alteração |</w:t>
       </w:r>
     </w:p>
     <w:p>
       <w:r>
+        <w:rPr>
+          <w:rFonts w:ascii="Courier New" w:hAnsi="Courier New"/>
+          <w:sz w:val="16"/>
+        </w:rPr>
         <w:t>| --- | --- | --- | --- |</w:t>
       </w:r>
     </w:p>
     <w:p>
       <w:r>
+        <w:rPr>
+          <w:rFonts w:ascii="Courier New" w:hAnsi="Courier New"/>
+          <w:sz w:val="16"/>
+        </w:rPr>
         <w:t>| 2026-06-25 | 0.1 | JP-BR Insurance Knowledge Base | Criação inicial. |</w:t>
       </w:r>
     </w:p>
-    <w:p>
-      <w:r>
-        <w:t>————————————————————————</w:t>
-      </w:r>
-    </w:p>
+    <w:p/>
     <w:p>
       <w:pPr>
         <w:pStyle w:val="Heading1"/>
       </w:pPr>
       <w:r>
-        <w:t>FAQ-AUTO-0069 - Dano por pedra no para-brisa é coberto?</w:t>
+        <w:rPr>
+          <w:color w:val="4F81BD"/>
+          <w:sz w:val="32"/>
+        </w:rPr>
+        <w:t>FAQ-AUTO-0071 - Por que preciso informar quem usa o carro?</w:t>
       </w:r>
     </w:p>
     <w:p>
@@ -2954,6 +4464,10 @@
         <w:pStyle w:val="Heading2"/>
       </w:pPr>
       <w:r>
+        <w:rPr>
+          <w:color w:val="4F81BD"/>
+          <w:sz w:val="28"/>
+        </w:rPr>
         <w:t>Controle</w:t>
       </w:r>
     </w:p>
@@ -2994,12 +4508,16 @@
         <w:pStyle w:val="Heading2"/>
       </w:pPr>
       <w:r>
+        <w:rPr>
+          <w:color w:val="4F81BD"/>
+          <w:sz w:val="28"/>
+        </w:rPr>
         <w:t>Código</w:t>
       </w:r>
     </w:p>
     <w:p>
       <w:r>
-        <w:t>FAQ-AUTO-0069</w:t>
+        <w:t>FAQ-AUTO-0071</w:t>
       </w:r>
     </w:p>
     <w:p>
@@ -3007,6 +4525,10 @@
         <w:pStyle w:val="Heading2"/>
       </w:pPr>
       <w:r>
+        <w:rPr>
+          <w:color w:val="4F81BD"/>
+          <w:sz w:val="28"/>
+        </w:rPr>
         <w:t>Categoria</w:t>
       </w:r>
     </w:p>
@@ -3020,12 +4542,16 @@
         <w:pStyle w:val="Heading2"/>
       </w:pPr>
       <w:r>
+        <w:rPr>
+          <w:color w:val="4F81BD"/>
+          <w:sz w:val="28"/>
+        </w:rPr>
         <w:t>Pergunta</w:t>
       </w:r>
     </w:p>
     <w:p>
       <w:r>
-        <w:t>Dano por pedra no para-brisa é coberto?</w:t>
+        <w:t>Por que preciso informar quem usa o carro?</w:t>
       </w:r>
     </w:p>
     <w:p>
@@ -3033,6 +4559,10 @@
         <w:pStyle w:val="Heading2"/>
       </w:pPr>
       <w:r>
+        <w:rPr>
+          <w:color w:val="4F81BD"/>
+          <w:sz w:val="28"/>
+        </w:rPr>
         <w:t>Situação de atendimento</w:t>
       </w:r>
     </w:p>
@@ -3046,12 +4576,16 @@
         <w:pStyle w:val="Heading2"/>
       </w:pPr>
       <w:r>
+        <w:rPr>
+          <w:color w:val="4F81BD"/>
+          <w:sz w:val="28"/>
+        </w:rPr>
         <w:t>Resposta técnica</w:t>
       </w:r>
     </w:p>
     <w:p>
       <w:r>
-        <w:t>Dano causado por pedra ou objeto pequeno lançado contra o veículo, frequentemente no para-brisa ou carroceria.</w:t>
+        <w:t>Pessoa que usa o veículo, podendo ou não ser o proprietário, contratante ou segurado principal.</w:t>
       </w:r>
     </w:p>
     <w:p>
@@ -3059,12 +4593,16 @@
         <w:pStyle w:val="Heading2"/>
       </w:pPr>
       <w:r>
+        <w:rPr>
+          <w:color w:val="4F81BD"/>
+          <w:sz w:val="28"/>
+        </w:rPr>
         <w:t>Como responder ao cliente brasileiro</w:t>
       </w:r>
     </w:p>
     <w:p>
       <w:r>
-        <w:t>Dano por pedra, como no para-brisa, deve ser verificado conforme cobertura do veículo e franquia.</w:t>
+        <w:t>Precisamos saber quem realmente usa o carro, porque isso pode afetar condições, condutores e análise de risco.</w:t>
       </w:r>
     </w:p>
     <w:p>
@@ -3072,6 +4610,10 @@
         <w:pStyle w:val="Heading2"/>
       </w:pPr>
       <w:r>
+        <w:rPr>
+          <w:color w:val="4F81BD"/>
+          <w:sz w:val="28"/>
+        </w:rPr>
         <w:t>Termos relacionados</w:t>
       </w:r>
     </w:p>
@@ -3080,7 +4622,7 @@
         <w:pStyle w:val="ListBullet"/>
       </w:pPr>
       <w:r>
-        <w:t>AUTO-0072 - 飛び石 - Dano por pedra lançada</w:t>
+        <w:t>AUTO-0074 - 使用者 - Usuário do veículo</w:t>
       </w:r>
     </w:p>
     <w:p>
@@ -3088,6 +4630,10 @@
         <w:pStyle w:val="Heading2"/>
       </w:pPr>
       <w:r>
+        <w:rPr>
+          <w:color w:val="4F81BD"/>
+          <w:sz w:val="28"/>
+        </w:rPr>
         <w:t>Referências cruzadas</w:t>
       </w:r>
     </w:p>
@@ -3096,7 +4642,7 @@
         <w:pStyle w:val="ListBullet"/>
       </w:pPr>
       <w:r>
-        <w:t>DIALOGUE-AUTO-0023</w:t>
+        <w:t>DIALOGUE-AUTO-0024</w:t>
       </w:r>
     </w:p>
     <w:p>
@@ -3104,7 +4650,7 @@
         <w:pStyle w:val="ListBullet"/>
       </w:pPr>
       <w:r>
-        <w:t>CASE-AUTO-0032</w:t>
+        <w:t>CASE-AUTO-0033</w:t>
       </w:r>
     </w:p>
     <w:p>
@@ -3112,6 +4658,10 @@
         <w:pStyle w:val="Heading2"/>
       </w:pPr>
       <w:r>
+        <w:rPr>
+          <w:color w:val="4F81BD"/>
+          <w:sz w:val="28"/>
+        </w:rPr>
         <w:t>Referências</w:t>
       </w:r>
     </w:p>
@@ -3120,7 +4670,7 @@
         <w:pStyle w:val="ListBullet"/>
       </w:pPr>
       <w:r>
-        <w:t>Documento interno: `02_MasterDictionary/AUTO/AUTO-0072.md`</w:t>
+        <w:t>Documento interno: 02_MasterDictionary/AUTO/AUTO-0074.md</w:t>
       </w:r>
     </w:p>
     <w:p>
@@ -3128,6 +4678,10 @@
         <w:pStyle w:val="Heading2"/>
       </w:pPr>
       <w:r>
+        <w:rPr>
+          <w:color w:val="4F81BD"/>
+          <w:sz w:val="28"/>
+        </w:rPr>
         <w:t>Tags</w:t>
       </w:r>
     </w:p>
@@ -3168,6 +4722,10 @@
         <w:pStyle w:val="Heading2"/>
       </w:pPr>
       <w:r>
+        <w:rPr>
+          <w:color w:val="4F81BD"/>
+          <w:sz w:val="28"/>
+        </w:rPr>
         <w:t>Veja também</w:t>
       </w:r>
     </w:p>
@@ -3176,7 +4734,7 @@
         <w:pStyle w:val="ListBullet"/>
       </w:pPr>
       <w:r>
-        <w:t>`02_MasterDictionary/AUTO/AUTO-0072.md`</w:t>
+        <w:t>02_MasterDictionary/AUTO/AUTO-0074.md</w:t>
       </w:r>
     </w:p>
     <w:p>
@@ -3184,35 +4742,51 @@
         <w:pStyle w:val="Heading2"/>
       </w:pPr>
       <w:r>
+        <w:rPr>
+          <w:color w:val="4F81BD"/>
+          <w:sz w:val="28"/>
+        </w:rPr>
         <w:t>Histórico de revisão</w:t>
       </w:r>
     </w:p>
     <w:p>
       <w:r>
+        <w:rPr>
+          <w:rFonts w:ascii="Courier New" w:hAnsi="Courier New"/>
+          <w:sz w:val="16"/>
+        </w:rPr>
         <w:t>| Data | Versão | Autor | Alteração |</w:t>
       </w:r>
     </w:p>
     <w:p>
       <w:r>
+        <w:rPr>
+          <w:rFonts w:ascii="Courier New" w:hAnsi="Courier New"/>
+          <w:sz w:val="16"/>
+        </w:rPr>
         <w:t>| --- | --- | --- | --- |</w:t>
       </w:r>
     </w:p>
     <w:p>
       <w:r>
+        <w:rPr>
+          <w:rFonts w:ascii="Courier New" w:hAnsi="Courier New"/>
+          <w:sz w:val="16"/>
+        </w:rPr>
         <w:t>| 2026-06-25 | 0.1 | JP-BR Insurance Knowledge Base | Criação inicial. |</w:t>
       </w:r>
     </w:p>
-    <w:p>
-      <w:r>
-        <w:t>————————————————————————</w:t>
-      </w:r>
-    </w:p>
+    <w:p/>
     <w:p>
       <w:pPr>
         <w:pStyle w:val="Heading1"/>
       </w:pPr>
       <w:r>
-        <w:t>FAQ-AUTO-0070 - Todo desastre natural entra no seguro?</w:t>
+        <w:rPr>
+          <w:color w:val="4F81BD"/>
+          <w:sz w:val="32"/>
+        </w:rPr>
+        <w:t>FAQ-AUTO-0072 - Quem deve ser o segurado principal?</w:t>
       </w:r>
     </w:p>
     <w:p>
@@ -3220,6 +4794,10 @@
         <w:pStyle w:val="Heading2"/>
       </w:pPr>
       <w:r>
+        <w:rPr>
+          <w:color w:val="4F81BD"/>
+          <w:sz w:val="28"/>
+        </w:rPr>
         <w:t>Controle</w:t>
       </w:r>
     </w:p>
@@ -3260,12 +4838,16 @@
         <w:pStyle w:val="Heading2"/>
       </w:pPr>
       <w:r>
+        <w:rPr>
+          <w:color w:val="4F81BD"/>
+          <w:sz w:val="28"/>
+        </w:rPr>
         <w:t>Código</w:t>
       </w:r>
     </w:p>
     <w:p>
       <w:r>
-        <w:t>FAQ-AUTO-0070</w:t>
+        <w:t>FAQ-AUTO-0072</w:t>
       </w:r>
     </w:p>
     <w:p>
@@ -3273,6 +4855,10 @@
         <w:pStyle w:val="Heading2"/>
       </w:pPr>
       <w:r>
+        <w:rPr>
+          <w:color w:val="4F81BD"/>
+          <w:sz w:val="28"/>
+        </w:rPr>
         <w:t>Categoria</w:t>
       </w:r>
     </w:p>
@@ -3286,12 +4872,16 @@
         <w:pStyle w:val="Heading2"/>
       </w:pPr>
       <w:r>
+        <w:rPr>
+          <w:color w:val="4F81BD"/>
+          <w:sz w:val="28"/>
+        </w:rPr>
         <w:t>Pergunta</w:t>
       </w:r>
     </w:p>
     <w:p>
       <w:r>
-        <w:t>Todo desastre natural entra no seguro?</w:t>
+        <w:t>Quem deve ser o segurado principal?</w:t>
       </w:r>
     </w:p>
     <w:p>
@@ -3299,6 +4889,10 @@
         <w:pStyle w:val="Heading2"/>
       </w:pPr>
       <w:r>
+        <w:rPr>
+          <w:color w:val="4F81BD"/>
+          <w:sz w:val="28"/>
+        </w:rPr>
         <w:t>Situação de atendimento</w:t>
       </w:r>
     </w:p>
@@ -3312,12 +4906,16 @@
         <w:pStyle w:val="Heading2"/>
       </w:pPr>
       <w:r>
+        <w:rPr>
+          <w:color w:val="4F81BD"/>
+          <w:sz w:val="28"/>
+        </w:rPr>
         <w:t>Resposta técnica</w:t>
       </w:r>
     </w:p>
     <w:p>
       <w:r>
-        <w:t>Evento da natureza, como tufão, inundação, terremoto ou outros fenômenos, que pode causar dano ao veículo.</w:t>
+        <w:t>Pessoa indicada na apólice como segurado principal, usada como referência para certas condições do contrato.</w:t>
       </w:r>
     </w:p>
     <w:p>
@@ -3325,12 +4923,16 @@
         <w:pStyle w:val="Heading2"/>
       </w:pPr>
       <w:r>
+        <w:rPr>
+          <w:color w:val="4F81BD"/>
+          <w:sz w:val="28"/>
+        </w:rPr>
         <w:t>Como responder ao cliente brasileiro</w:t>
       </w:r>
     </w:p>
     <w:p>
       <w:r>
-        <w:t>Nem todo desastre natural é tratado da mesma forma no seguro. Precisamos verificar qual evento ocorreu e qual cobertura existe.</w:t>
+        <w:t>O segurado principal é importante para definir condições do contrato. Ele não deve ser escolhido sem conferir a realidade de uso.</w:t>
       </w:r>
     </w:p>
     <w:p>
@@ -3338,6 +4940,10 @@
         <w:pStyle w:val="Heading2"/>
       </w:pPr>
       <w:r>
+        <w:rPr>
+          <w:color w:val="4F81BD"/>
+          <w:sz w:val="28"/>
+        </w:rPr>
         <w:t>Termos relacionados</w:t>
       </w:r>
     </w:p>
@@ -3346,7 +4952,7 @@
         <w:pStyle w:val="ListBullet"/>
       </w:pPr>
       <w:r>
-        <w:t>AUTO-0073 - 自然災害 - Desastre natural</w:t>
+        <w:t>AUTO-0075 - 記名被保険者 - Segurado principal nomeado</w:t>
       </w:r>
     </w:p>
     <w:p>
@@ -3354,6 +4960,10 @@
         <w:pStyle w:val="Heading2"/>
       </w:pPr>
       <w:r>
+        <w:rPr>
+          <w:color w:val="4F81BD"/>
+          <w:sz w:val="28"/>
+        </w:rPr>
         <w:t>Referências cruzadas</w:t>
       </w:r>
     </w:p>
@@ -3378,6 +4988,10 @@
         <w:pStyle w:val="Heading2"/>
       </w:pPr>
       <w:r>
+        <w:rPr>
+          <w:color w:val="4F81BD"/>
+          <w:sz w:val="28"/>
+        </w:rPr>
         <w:t>Referências</w:t>
       </w:r>
     </w:p>
@@ -3386,7 +5000,7 @@
         <w:pStyle w:val="ListBullet"/>
       </w:pPr>
       <w:r>
-        <w:t>Documento interno: `02_MasterDictionary/AUTO/AUTO-0073.md`</w:t>
+        <w:t>Documento interno: 02_MasterDictionary/AUTO/AUTO-0075.md</w:t>
       </w:r>
     </w:p>
     <w:p>
@@ -3394,6 +5008,10 @@
         <w:pStyle w:val="Heading2"/>
       </w:pPr>
       <w:r>
+        <w:rPr>
+          <w:color w:val="4F81BD"/>
+          <w:sz w:val="28"/>
+        </w:rPr>
         <w:t>Tags</w:t>
       </w:r>
     </w:p>
@@ -3434,6 +5052,10 @@
         <w:pStyle w:val="Heading2"/>
       </w:pPr>
       <w:r>
+        <w:rPr>
+          <w:color w:val="4F81BD"/>
+          <w:sz w:val="28"/>
+        </w:rPr>
         <w:t>Veja também</w:t>
       </w:r>
     </w:p>
@@ -3442,7 +5064,7 @@
         <w:pStyle w:val="ListBullet"/>
       </w:pPr>
       <w:r>
-        <w:t>`02_MasterDictionary/AUTO/AUTO-0073.md`</w:t>
+        <w:t>02_MasterDictionary/AUTO/AUTO-0075.md</w:t>
       </w:r>
     </w:p>
     <w:p>
@@ -3450,35 +5072,51 @@
         <w:pStyle w:val="Heading2"/>
       </w:pPr>
       <w:r>
+        <w:rPr>
+          <w:color w:val="4F81BD"/>
+          <w:sz w:val="28"/>
+        </w:rPr>
         <w:t>Histórico de revisão</w:t>
       </w:r>
     </w:p>
     <w:p>
       <w:r>
+        <w:rPr>
+          <w:rFonts w:ascii="Courier New" w:hAnsi="Courier New"/>
+          <w:sz w:val="16"/>
+        </w:rPr>
         <w:t>| Data | Versão | Autor | Alteração |</w:t>
       </w:r>
     </w:p>
     <w:p>
       <w:r>
+        <w:rPr>
+          <w:rFonts w:ascii="Courier New" w:hAnsi="Courier New"/>
+          <w:sz w:val="16"/>
+        </w:rPr>
         <w:t>| --- | --- | --- | --- |</w:t>
       </w:r>
     </w:p>
     <w:p>
       <w:r>
+        <w:rPr>
+          <w:rFonts w:ascii="Courier New" w:hAnsi="Courier New"/>
+          <w:sz w:val="16"/>
+        </w:rPr>
         <w:t>| 2026-06-25 | 0.1 | JP-BR Insurance Knowledge Base | Criação inicial. |</w:t>
       </w:r>
     </w:p>
-    <w:p>
-      <w:r>
-        <w:t>————————————————————————</w:t>
-      </w:r>
-    </w:p>
+    <w:p/>
     <w:p>
       <w:pPr>
         <w:pStyle w:val="Heading1"/>
       </w:pPr>
       <w:r>
-        <w:t>FAQ-AUTO-0071 - Por que preciso informar quem usa o carro?</w:t>
+        <w:rPr>
+          <w:color w:val="4F81BD"/>
+          <w:sz w:val="32"/>
+        </w:rPr>
+        <w:t>FAQ-AUTO-0073 - O que significa restrição a familiares?</w:t>
       </w:r>
     </w:p>
     <w:p>
@@ -3486,6 +5124,10 @@
         <w:pStyle w:val="Heading2"/>
       </w:pPr>
       <w:r>
+        <w:rPr>
+          <w:color w:val="4F81BD"/>
+          <w:sz w:val="28"/>
+        </w:rPr>
         <w:t>Controle</w:t>
       </w:r>
     </w:p>
@@ -3526,12 +5168,16 @@
         <w:pStyle w:val="Heading2"/>
       </w:pPr>
       <w:r>
+        <w:rPr>
+          <w:color w:val="4F81BD"/>
+          <w:sz w:val="28"/>
+        </w:rPr>
         <w:t>Código</w:t>
       </w:r>
     </w:p>
     <w:p>
       <w:r>
-        <w:t>FAQ-AUTO-0071</w:t>
+        <w:t>FAQ-AUTO-0073</w:t>
       </w:r>
     </w:p>
     <w:p>
@@ -3539,6 +5185,10 @@
         <w:pStyle w:val="Heading2"/>
       </w:pPr>
       <w:r>
+        <w:rPr>
+          <w:color w:val="4F81BD"/>
+          <w:sz w:val="28"/>
+        </w:rPr>
         <w:t>Categoria</w:t>
       </w:r>
     </w:p>
@@ -3552,12 +5202,16 @@
         <w:pStyle w:val="Heading2"/>
       </w:pPr>
       <w:r>
+        <w:rPr>
+          <w:color w:val="4F81BD"/>
+          <w:sz w:val="28"/>
+        </w:rPr>
         <w:t>Pergunta</w:t>
       </w:r>
     </w:p>
     <w:p>
       <w:r>
-        <w:t>Por que preciso informar quem usa o carro?</w:t>
+        <w:t>O que significa restrição a familiares?</w:t>
       </w:r>
     </w:p>
     <w:p>
@@ -3565,6 +5219,10 @@
         <w:pStyle w:val="Heading2"/>
       </w:pPr>
       <w:r>
+        <w:rPr>
+          <w:color w:val="4F81BD"/>
+          <w:sz w:val="28"/>
+        </w:rPr>
         <w:t>Situação de atendimento</w:t>
       </w:r>
     </w:p>
@@ -3578,12 +5236,16 @@
         <w:pStyle w:val="Heading2"/>
       </w:pPr>
       <w:r>
+        <w:rPr>
+          <w:color w:val="4F81BD"/>
+          <w:sz w:val="28"/>
+        </w:rPr>
         <w:t>Resposta técnica</w:t>
       </w:r>
     </w:p>
     <w:p>
       <w:r>
-        <w:t>Pessoa que usa o veículo, podendo ou não ser o proprietário, contratante ou segurado principal.</w:t>
+        <w:t>Condição contratual que limita a cobertura a determinados familiares, conforme definição da seguradora.</w:t>
       </w:r>
     </w:p>
     <w:p>
@@ -3591,12 +5253,16 @@
         <w:pStyle w:val="Heading2"/>
       </w:pPr>
       <w:r>
+        <w:rPr>
+          <w:color w:val="4F81BD"/>
+          <w:sz w:val="28"/>
+        </w:rPr>
         <w:t>Como responder ao cliente brasileiro</w:t>
       </w:r>
     </w:p>
     <w:p>
       <w:r>
-        <w:t>Precisamos saber quem realmente usa o carro, porque isso pode afetar condições, condutores e análise de risco.</w:t>
+        <w:t>Se houver restrição a familiares, alguém fora desse grupo pode não estar coberto ao dirigir.</w:t>
       </w:r>
     </w:p>
     <w:p>
@@ -3604,6 +5270,10 @@
         <w:pStyle w:val="Heading2"/>
       </w:pPr>
       <w:r>
+        <w:rPr>
+          <w:color w:val="4F81BD"/>
+          <w:sz w:val="28"/>
+        </w:rPr>
         <w:t>Termos relacionados</w:t>
       </w:r>
     </w:p>
@@ -3612,7 +5282,7 @@
         <w:pStyle w:val="ListBullet"/>
       </w:pPr>
       <w:r>
-        <w:t>AUTO-0074 - 使用者 - Usuário do veículo</w:t>
+        <w:t>AUTO-0076 - 家族限定 - Restrição a familiares</w:t>
       </w:r>
     </w:p>
     <w:p>
@@ -3620,6 +5290,10 @@
         <w:pStyle w:val="Heading2"/>
       </w:pPr>
       <w:r>
+        <w:rPr>
+          <w:color w:val="4F81BD"/>
+          <w:sz w:val="28"/>
+        </w:rPr>
         <w:t>Referências cruzadas</w:t>
       </w:r>
     </w:p>
@@ -3636,7 +5310,7 @@
         <w:pStyle w:val="ListBullet"/>
       </w:pPr>
       <w:r>
-        <w:t>CASE-AUTO-0033</w:t>
+        <w:t>CASE-AUTO-0034</w:t>
       </w:r>
     </w:p>
     <w:p>
@@ -3644,6 +5318,10 @@
         <w:pStyle w:val="Heading2"/>
       </w:pPr>
       <w:r>
+        <w:rPr>
+          <w:color w:val="4F81BD"/>
+          <w:sz w:val="28"/>
+        </w:rPr>
         <w:t>Referências</w:t>
       </w:r>
     </w:p>
@@ -3652,7 +5330,7 @@
         <w:pStyle w:val="ListBullet"/>
       </w:pPr>
       <w:r>
-        <w:t>Documento interno: `02_MasterDictionary/AUTO/AUTO-0074.md`</w:t>
+        <w:t>Documento interno: 02_MasterDictionary/AUTO/AUTO-0076.md</w:t>
       </w:r>
     </w:p>
     <w:p>
@@ -3660,6 +5338,10 @@
         <w:pStyle w:val="Heading2"/>
       </w:pPr>
       <w:r>
+        <w:rPr>
+          <w:color w:val="4F81BD"/>
+          <w:sz w:val="28"/>
+        </w:rPr>
         <w:t>Tags</w:t>
       </w:r>
     </w:p>
@@ -3700,6 +5382,10 @@
         <w:pStyle w:val="Heading2"/>
       </w:pPr>
       <w:r>
+        <w:rPr>
+          <w:color w:val="4F81BD"/>
+          <w:sz w:val="28"/>
+        </w:rPr>
         <w:t>Veja também</w:t>
       </w:r>
     </w:p>
@@ -3708,7 +5394,7 @@
         <w:pStyle w:val="ListBullet"/>
       </w:pPr>
       <w:r>
-        <w:t>`02_MasterDictionary/AUTO/AUTO-0074.md`</w:t>
+        <w:t>02_MasterDictionary/AUTO/AUTO-0076.md</w:t>
       </w:r>
     </w:p>
     <w:p>
@@ -3716,35 +5402,51 @@
         <w:pStyle w:val="Heading2"/>
       </w:pPr>
       <w:r>
+        <w:rPr>
+          <w:color w:val="4F81BD"/>
+          <w:sz w:val="28"/>
+        </w:rPr>
         <w:t>Histórico de revisão</w:t>
       </w:r>
     </w:p>
     <w:p>
       <w:r>
+        <w:rPr>
+          <w:rFonts w:ascii="Courier New" w:hAnsi="Courier New"/>
+          <w:sz w:val="16"/>
+        </w:rPr>
         <w:t>| Data | Versão | Autor | Alteração |</w:t>
       </w:r>
     </w:p>
     <w:p>
       <w:r>
+        <w:rPr>
+          <w:rFonts w:ascii="Courier New" w:hAnsi="Courier New"/>
+          <w:sz w:val="16"/>
+        </w:rPr>
         <w:t>| --- | --- | --- | --- |</w:t>
       </w:r>
     </w:p>
     <w:p>
       <w:r>
+        <w:rPr>
+          <w:rFonts w:ascii="Courier New" w:hAnsi="Courier New"/>
+          <w:sz w:val="16"/>
+        </w:rPr>
         <w:t>| 2026-06-25 | 0.1 | JP-BR Insurance Knowledge Base | Criação inicial. |</w:t>
       </w:r>
     </w:p>
-    <w:p>
-      <w:r>
-        <w:t>————————————————————————</w:t>
-      </w:r>
-    </w:p>
+    <w:p/>
     <w:p>
       <w:pPr>
         <w:pStyle w:val="Heading1"/>
       </w:pPr>
       <w:r>
-        <w:t>FAQ-AUTO-0072 - Quem deve ser o segurado principal?</w:t>
+        <w:rPr>
+          <w:color w:val="4F81BD"/>
+          <w:sz w:val="32"/>
+        </w:rPr>
+        <w:t>FAQ-AUTO-0074 - O que significa restrição ao casal?</w:t>
       </w:r>
     </w:p>
     <w:p>
@@ -3752,6 +5454,10 @@
         <w:pStyle w:val="Heading2"/>
       </w:pPr>
       <w:r>
+        <w:rPr>
+          <w:color w:val="4F81BD"/>
+          <w:sz w:val="28"/>
+        </w:rPr>
         <w:t>Controle</w:t>
       </w:r>
     </w:p>
@@ -3792,12 +5498,16 @@
         <w:pStyle w:val="Heading2"/>
       </w:pPr>
       <w:r>
+        <w:rPr>
+          <w:color w:val="4F81BD"/>
+          <w:sz w:val="28"/>
+        </w:rPr>
         <w:t>Código</w:t>
       </w:r>
     </w:p>
     <w:p>
       <w:r>
-        <w:t>FAQ-AUTO-0072</w:t>
+        <w:t>FAQ-AUTO-0074</w:t>
       </w:r>
     </w:p>
     <w:p>
@@ -3805,6 +5515,10 @@
         <w:pStyle w:val="Heading2"/>
       </w:pPr>
       <w:r>
+        <w:rPr>
+          <w:color w:val="4F81BD"/>
+          <w:sz w:val="28"/>
+        </w:rPr>
         <w:t>Categoria</w:t>
       </w:r>
     </w:p>
@@ -3818,12 +5532,16 @@
         <w:pStyle w:val="Heading2"/>
       </w:pPr>
       <w:r>
+        <w:rPr>
+          <w:color w:val="4F81BD"/>
+          <w:sz w:val="28"/>
+        </w:rPr>
         <w:t>Pergunta</w:t>
       </w:r>
     </w:p>
     <w:p>
       <w:r>
-        <w:t>Quem deve ser o segurado principal?</w:t>
+        <w:t>O que significa restrição ao casal?</w:t>
       </w:r>
     </w:p>
     <w:p>
@@ -3831,6 +5549,10 @@
         <w:pStyle w:val="Heading2"/>
       </w:pPr>
       <w:r>
+        <w:rPr>
+          <w:color w:val="4F81BD"/>
+          <w:sz w:val="28"/>
+        </w:rPr>
         <w:t>Situação de atendimento</w:t>
       </w:r>
     </w:p>
@@ -3844,12 +5566,16 @@
         <w:pStyle w:val="Heading2"/>
       </w:pPr>
       <w:r>
+        <w:rPr>
+          <w:color w:val="4F81BD"/>
+          <w:sz w:val="28"/>
+        </w:rPr>
         <w:t>Resposta técnica</w:t>
       </w:r>
     </w:p>
     <w:p>
       <w:r>
-        <w:t>Pessoa indicada na apólice como segurado principal, usada como referência para certas condições do contrato.</w:t>
+        <w:t>Condição contratual que limita a cobertura ao casal definido nas regras da seguradora.</w:t>
       </w:r>
     </w:p>
     <w:p>
@@ -3857,12 +5583,16 @@
         <w:pStyle w:val="Heading2"/>
       </w:pPr>
       <w:r>
+        <w:rPr>
+          <w:color w:val="4F81BD"/>
+          <w:sz w:val="28"/>
+        </w:rPr>
         <w:t>Como responder ao cliente brasileiro</w:t>
       </w:r>
     </w:p>
     <w:p>
       <w:r>
-        <w:t>O segurado principal é importante para definir condições do contrato. Ele não deve ser escolhido sem conferir a realidade de uso.</w:t>
+        <w:t>Se o contrato for limitado ao casal, outro motorista pode ficar fora da cobertura.</w:t>
       </w:r>
     </w:p>
     <w:p>
@@ -3870,6 +5600,10 @@
         <w:pStyle w:val="Heading2"/>
       </w:pPr>
       <w:r>
+        <w:rPr>
+          <w:color w:val="4F81BD"/>
+          <w:sz w:val="28"/>
+        </w:rPr>
         <w:t>Termos relacionados</w:t>
       </w:r>
     </w:p>
@@ -3878,7 +5612,7 @@
         <w:pStyle w:val="ListBullet"/>
       </w:pPr>
       <w:r>
-        <w:t>AUTO-0075 - 記名被保険者 - Segurado principal nomeado</w:t>
+        <w:t>AUTO-0077 - 夫婦限定 - Restrição a casal</w:t>
       </w:r>
     </w:p>
     <w:p>
@@ -3886,6 +5620,10 @@
         <w:pStyle w:val="Heading2"/>
       </w:pPr>
       <w:r>
+        <w:rPr>
+          <w:color w:val="4F81BD"/>
+          <w:sz w:val="28"/>
+        </w:rPr>
         <w:t>Referências cruzadas</w:t>
       </w:r>
     </w:p>
@@ -3894,7 +5632,7 @@
         <w:pStyle w:val="ListBullet"/>
       </w:pPr>
       <w:r>
-        <w:t>DIALOGUE-AUTO-0024</w:t>
+        <w:t>DIALOGUE-AUTO-0025</w:t>
       </w:r>
     </w:p>
     <w:p>
@@ -3902,7 +5640,7 @@
         <w:pStyle w:val="ListBullet"/>
       </w:pPr>
       <w:r>
-        <w:t>CASE-AUTO-0033</w:t>
+        <w:t>CASE-AUTO-0034</w:t>
       </w:r>
     </w:p>
     <w:p>
@@ -3910,6 +5648,10 @@
         <w:pStyle w:val="Heading2"/>
       </w:pPr>
       <w:r>
+        <w:rPr>
+          <w:color w:val="4F81BD"/>
+          <w:sz w:val="28"/>
+        </w:rPr>
         <w:t>Referências</w:t>
       </w:r>
     </w:p>
@@ -3918,7 +5660,7 @@
         <w:pStyle w:val="ListBullet"/>
       </w:pPr>
       <w:r>
-        <w:t>Documento interno: `02_MasterDictionary/AUTO/AUTO-0075.md`</w:t>
+        <w:t>Documento interno: 02_MasterDictionary/AUTO/AUTO-0077.md</w:t>
       </w:r>
     </w:p>
     <w:p>
@@ -3926,6 +5668,10 @@
         <w:pStyle w:val="Heading2"/>
       </w:pPr>
       <w:r>
+        <w:rPr>
+          <w:color w:val="4F81BD"/>
+          <w:sz w:val="28"/>
+        </w:rPr>
         <w:t>Tags</w:t>
       </w:r>
     </w:p>
@@ -3966,6 +5712,10 @@
         <w:pStyle w:val="Heading2"/>
       </w:pPr>
       <w:r>
+        <w:rPr>
+          <w:color w:val="4F81BD"/>
+          <w:sz w:val="28"/>
+        </w:rPr>
         <w:t>Veja também</w:t>
       </w:r>
     </w:p>
@@ -3974,7 +5724,7 @@
         <w:pStyle w:val="ListBullet"/>
       </w:pPr>
       <w:r>
-        <w:t>`02_MasterDictionary/AUTO/AUTO-0075.md`</w:t>
+        <w:t>02_MasterDictionary/AUTO/AUTO-0077.md</w:t>
       </w:r>
     </w:p>
     <w:p>
@@ -3982,35 +5732,51 @@
         <w:pStyle w:val="Heading2"/>
       </w:pPr>
       <w:r>
+        <w:rPr>
+          <w:color w:val="4F81BD"/>
+          <w:sz w:val="28"/>
+        </w:rPr>
         <w:t>Histórico de revisão</w:t>
       </w:r>
     </w:p>
     <w:p>
       <w:r>
+        <w:rPr>
+          <w:rFonts w:ascii="Courier New" w:hAnsi="Courier New"/>
+          <w:sz w:val="16"/>
+        </w:rPr>
         <w:t>| Data | Versão | Autor | Alteração |</w:t>
       </w:r>
     </w:p>
     <w:p>
       <w:r>
+        <w:rPr>
+          <w:rFonts w:ascii="Courier New" w:hAnsi="Courier New"/>
+          <w:sz w:val="16"/>
+        </w:rPr>
         <w:t>| --- | --- | --- | --- |</w:t>
       </w:r>
     </w:p>
     <w:p>
       <w:r>
+        <w:rPr>
+          <w:rFonts w:ascii="Courier New" w:hAnsi="Courier New"/>
+          <w:sz w:val="16"/>
+        </w:rPr>
         <w:t>| 2026-06-25 | 0.1 | JP-BR Insurance Knowledge Base | Criação inicial. |</w:t>
       </w:r>
     </w:p>
-    <w:p>
-      <w:r>
-        <w:t>————————————————————————</w:t>
-      </w:r>
-    </w:p>
+    <w:p/>
     <w:p>
       <w:pPr>
         <w:pStyle w:val="Heading1"/>
       </w:pPr>
       <w:r>
-        <w:t>FAQ-AUTO-0073 - O que significa restrição a familiares?</w:t>
+        <w:rPr>
+          <w:color w:val="4F81BD"/>
+          <w:sz w:val="32"/>
+        </w:rPr>
+        <w:t>FAQ-AUTO-0075 - Estou coberto se dirigir outro carro?</w:t>
       </w:r>
     </w:p>
     <w:p>
@@ -4018,6 +5784,10 @@
         <w:pStyle w:val="Heading2"/>
       </w:pPr>
       <w:r>
+        <w:rPr>
+          <w:color w:val="4F81BD"/>
+          <w:sz w:val="28"/>
+        </w:rPr>
         <w:t>Controle</w:t>
       </w:r>
     </w:p>
@@ -4058,12 +5828,16 @@
         <w:pStyle w:val="Heading2"/>
       </w:pPr>
       <w:r>
+        <w:rPr>
+          <w:color w:val="4F81BD"/>
+          <w:sz w:val="28"/>
+        </w:rPr>
         <w:t>Código</w:t>
       </w:r>
     </w:p>
     <w:p>
       <w:r>
-        <w:t>FAQ-AUTO-0073</w:t>
+        <w:t>FAQ-AUTO-0075</w:t>
       </w:r>
     </w:p>
     <w:p>
@@ -4071,6 +5845,10 @@
         <w:pStyle w:val="Heading2"/>
       </w:pPr>
       <w:r>
+        <w:rPr>
+          <w:color w:val="4F81BD"/>
+          <w:sz w:val="28"/>
+        </w:rPr>
         <w:t>Categoria</w:t>
       </w:r>
     </w:p>
@@ -4084,12 +5862,16 @@
         <w:pStyle w:val="Heading2"/>
       </w:pPr>
       <w:r>
+        <w:rPr>
+          <w:color w:val="4F81BD"/>
+          <w:sz w:val="28"/>
+        </w:rPr>
         <w:t>Pergunta</w:t>
       </w:r>
     </w:p>
     <w:p>
       <w:r>
-        <w:t>O que significa restrição a familiares?</w:t>
+        <w:t>Estou coberto se dirigir outro carro?</w:t>
       </w:r>
     </w:p>
     <w:p>
@@ -4097,6 +5879,10 @@
         <w:pStyle w:val="Heading2"/>
       </w:pPr>
       <w:r>
+        <w:rPr>
+          <w:color w:val="4F81BD"/>
+          <w:sz w:val="28"/>
+        </w:rPr>
         <w:t>Situação de atendimento</w:t>
       </w:r>
     </w:p>
@@ -4110,12 +5896,16 @@
         <w:pStyle w:val="Heading2"/>
       </w:pPr>
       <w:r>
+        <w:rPr>
+          <w:color w:val="4F81BD"/>
+          <w:sz w:val="28"/>
+        </w:rPr>
         <w:t>Resposta técnica</w:t>
       </w:r>
     </w:p>
     <w:p>
       <w:r>
-        <w:t>Condição contratual que limita a cobertura a determinados familiares, conforme definição da seguradora.</w:t>
+        <w:t>Cobertura adicional que pode proteger o segurado ao dirigir veículo de outra pessoa, conforme regras da seguradora.</w:t>
       </w:r>
     </w:p>
     <w:p>
@@ -4123,12 +5913,16 @@
         <w:pStyle w:val="Heading2"/>
       </w:pPr>
       <w:r>
+        <w:rPr>
+          <w:color w:val="4F81BD"/>
+          <w:sz w:val="28"/>
+        </w:rPr>
         <w:t>Como responder ao cliente brasileiro</w:t>
       </w:r>
     </w:p>
     <w:p>
       <w:r>
-        <w:t>Se houver restrição a familiares, alguém fora desse grupo pode não estar coberto ao dirigir.</w:t>
+        <w:t>Não presuma que dirigir outro carro está coberto. Precisamos verificar se existe essa cobertura adicional e suas condições.</w:t>
       </w:r>
     </w:p>
     <w:p>
@@ -4136,6 +5930,10 @@
         <w:pStyle w:val="Heading2"/>
       </w:pPr>
       <w:r>
+        <w:rPr>
+          <w:color w:val="4F81BD"/>
+          <w:sz w:val="28"/>
+        </w:rPr>
         <w:t>Termos relacionados</w:t>
       </w:r>
     </w:p>
@@ -4144,7 +5942,7 @@
         <w:pStyle w:val="ListBullet"/>
       </w:pPr>
       <w:r>
-        <w:t>AUTO-0076 - 家族限定 - Restrição a familiares</w:t>
+        <w:t>AUTO-0078 - 他車運転特約 - Cobertura adicional para dirigir outro veículo</w:t>
       </w:r>
     </w:p>
     <w:p>
@@ -4152,6 +5950,10 @@
         <w:pStyle w:val="Heading2"/>
       </w:pPr>
       <w:r>
+        <w:rPr>
+          <w:color w:val="4F81BD"/>
+          <w:sz w:val="28"/>
+        </w:rPr>
         <w:t>Referências cruzadas</w:t>
       </w:r>
     </w:p>
@@ -4160,7 +5962,7 @@
         <w:pStyle w:val="ListBullet"/>
       </w:pPr>
       <w:r>
-        <w:t>DIALOGUE-AUTO-0024</w:t>
+        <w:t>DIALOGUE-AUTO-0025</w:t>
       </w:r>
     </w:p>
     <w:p>
@@ -4176,6 +5978,10 @@
         <w:pStyle w:val="Heading2"/>
       </w:pPr>
       <w:r>
+        <w:rPr>
+          <w:color w:val="4F81BD"/>
+          <w:sz w:val="28"/>
+        </w:rPr>
         <w:t>Referências</w:t>
       </w:r>
     </w:p>
@@ -4184,7 +5990,7 @@
         <w:pStyle w:val="ListBullet"/>
       </w:pPr>
       <w:r>
-        <w:t>Documento interno: `02_MasterDictionary/AUTO/AUTO-0076.md`</w:t>
+        <w:t>Documento interno: 02_MasterDictionary/AUTO/AUTO-0078.md</w:t>
       </w:r>
     </w:p>
     <w:p>
@@ -4192,6 +5998,10 @@
         <w:pStyle w:val="Heading2"/>
       </w:pPr>
       <w:r>
+        <w:rPr>
+          <w:color w:val="4F81BD"/>
+          <w:sz w:val="28"/>
+        </w:rPr>
         <w:t>Tags</w:t>
       </w:r>
     </w:p>
@@ -4232,6 +6042,10 @@
         <w:pStyle w:val="Heading2"/>
       </w:pPr>
       <w:r>
+        <w:rPr>
+          <w:color w:val="4F81BD"/>
+          <w:sz w:val="28"/>
+        </w:rPr>
         <w:t>Veja também</w:t>
       </w:r>
     </w:p>
@@ -4240,7 +6054,7 @@
         <w:pStyle w:val="ListBullet"/>
       </w:pPr>
       <w:r>
-        <w:t>`02_MasterDictionary/AUTO/AUTO-0076.md`</w:t>
+        <w:t>02_MasterDictionary/AUTO/AUTO-0078.md</w:t>
       </w:r>
     </w:p>
     <w:p>
@@ -4248,35 +6062,51 @@
         <w:pStyle w:val="Heading2"/>
       </w:pPr>
       <w:r>
+        <w:rPr>
+          <w:color w:val="4F81BD"/>
+          <w:sz w:val="28"/>
+        </w:rPr>
         <w:t>Histórico de revisão</w:t>
       </w:r>
     </w:p>
     <w:p>
       <w:r>
+        <w:rPr>
+          <w:rFonts w:ascii="Courier New" w:hAnsi="Courier New"/>
+          <w:sz w:val="16"/>
+        </w:rPr>
         <w:t>| Data | Versão | Autor | Alteração |</w:t>
       </w:r>
     </w:p>
     <w:p>
       <w:r>
+        <w:rPr>
+          <w:rFonts w:ascii="Courier New" w:hAnsi="Courier New"/>
+          <w:sz w:val="16"/>
+        </w:rPr>
         <w:t>| --- | --- | --- | --- |</w:t>
       </w:r>
     </w:p>
     <w:p>
       <w:r>
+        <w:rPr>
+          <w:rFonts w:ascii="Courier New" w:hAnsi="Courier New"/>
+          <w:sz w:val="16"/>
+        </w:rPr>
         <w:t>| 2026-06-25 | 0.1 | JP-BR Insurance Knowledge Base | Criação inicial. |</w:t>
       </w:r>
     </w:p>
-    <w:p>
-      <w:r>
-        <w:t>————————————————————————</w:t>
-      </w:r>
-    </w:p>
+    <w:p/>
     <w:p>
       <w:pPr>
         <w:pStyle w:val="Heading1"/>
       </w:pPr>
       <w:r>
-        <w:t>FAQ-AUTO-0074 - O que significa restrição ao casal?</w:t>
+        <w:rPr>
+          <w:color w:val="4F81BD"/>
+          <w:sz w:val="32"/>
+        </w:rPr>
+        <w:t>FAQ-AUTO-0076 - A cobertura para moto pequena da família está incluída automaticamente?</w:t>
       </w:r>
     </w:p>
     <w:p>
@@ -4284,6 +6114,10 @@
         <w:pStyle w:val="Heading2"/>
       </w:pPr>
       <w:r>
+        <w:rPr>
+          <w:color w:val="4F81BD"/>
+          <w:sz w:val="28"/>
+        </w:rPr>
         <w:t>Controle</w:t>
       </w:r>
     </w:p>
@@ -4324,12 +6158,16 @@
         <w:pStyle w:val="Heading2"/>
       </w:pPr>
       <w:r>
+        <w:rPr>
+          <w:color w:val="4F81BD"/>
+          <w:sz w:val="28"/>
+        </w:rPr>
         <w:t>Código</w:t>
       </w:r>
     </w:p>
     <w:p>
       <w:r>
-        <w:t>FAQ-AUTO-0074</w:t>
+        <w:t>FAQ-AUTO-0076</w:t>
       </w:r>
     </w:p>
     <w:p>
@@ -4337,6 +6175,10 @@
         <w:pStyle w:val="Heading2"/>
       </w:pPr>
       <w:r>
+        <w:rPr>
+          <w:color w:val="4F81BD"/>
+          <w:sz w:val="28"/>
+        </w:rPr>
         <w:t>Categoria</w:t>
       </w:r>
     </w:p>
@@ -4350,12 +6192,16 @@
         <w:pStyle w:val="Heading2"/>
       </w:pPr>
       <w:r>
+        <w:rPr>
+          <w:color w:val="4F81BD"/>
+          <w:sz w:val="28"/>
+        </w:rPr>
         <w:t>Pergunta</w:t>
       </w:r>
     </w:p>
     <w:p>
       <w:r>
-        <w:t>O que significa restrição ao casal?</w:t>
+        <w:t>A cobertura para moto pequena da família está incluída automaticamente?</w:t>
       </w:r>
     </w:p>
     <w:p>
@@ -4363,6 +6209,10 @@
         <w:pStyle w:val="Heading2"/>
       </w:pPr>
       <w:r>
+        <w:rPr>
+          <w:color w:val="4F81BD"/>
+          <w:sz w:val="28"/>
+        </w:rPr>
         <w:t>Situação de atendimento</w:t>
       </w:r>
     </w:p>
@@ -4376,12 +6226,16 @@
         <w:pStyle w:val="Heading2"/>
       </w:pPr>
       <w:r>
+        <w:rPr>
+          <w:color w:val="4F81BD"/>
+          <w:sz w:val="28"/>
+        </w:rPr>
         <w:t>Resposta técnica</w:t>
       </w:r>
     </w:p>
     <w:p>
       <w:r>
-        <w:t>Condição contratual que limita a cobertura ao casal definido nas regras da seguradora.</w:t>
+        <w:t>Cobertura adicional relacionada ao uso de determinadas motocicletas pequenas ou ciclomotores por membros da família, conforme contrato.</w:t>
       </w:r>
     </w:p>
     <w:p>
@@ -4389,12 +6243,16 @@
         <w:pStyle w:val="Heading2"/>
       </w:pPr>
       <w:r>
+        <w:rPr>
+          <w:color w:val="4F81BD"/>
+          <w:sz w:val="28"/>
+        </w:rPr>
         <w:t>Como responder ao cliente brasileiro</w:t>
       </w:r>
     </w:p>
     <w:p>
       <w:r>
-        <w:t>Se o contrato for limitado ao casal, outro motorista pode ficar fora da cobertura.</w:t>
+        <w:t>Se a família usa moto pequena, essa cobertura pode ser importante, mas depende das regras da seguradora.</w:t>
       </w:r>
     </w:p>
     <w:p>
@@ -4402,6 +6260,10 @@
         <w:pStyle w:val="Heading2"/>
       </w:pPr>
       <w:r>
+        <w:rPr>
+          <w:color w:val="4F81BD"/>
+          <w:sz w:val="28"/>
+        </w:rPr>
         <w:t>Termos relacionados</w:t>
       </w:r>
     </w:p>
@@ -4410,7 +6272,7 @@
         <w:pStyle w:val="ListBullet"/>
       </w:pPr>
       <w:r>
-        <w:t>AUTO-0077 - 夫婦限定 - Restrição a casal</w:t>
+        <w:t>AUTO-0079 - ファミリーバイク特約 - Cobertura adicional para moto pequena da família</w:t>
       </w:r>
     </w:p>
     <w:p>
@@ -4418,6 +6280,10 @@
         <w:pStyle w:val="Heading2"/>
       </w:pPr>
       <w:r>
+        <w:rPr>
+          <w:color w:val="4F81BD"/>
+          <w:sz w:val="28"/>
+        </w:rPr>
         <w:t>Referências cruzadas</w:t>
       </w:r>
     </w:p>
@@ -4434,7 +6300,7 @@
         <w:pStyle w:val="ListBullet"/>
       </w:pPr>
       <w:r>
-        <w:t>CASE-AUTO-0034</w:t>
+        <w:t>CASE-AUTO-0035</w:t>
       </w:r>
     </w:p>
     <w:p>
@@ -4442,6 +6308,10 @@
         <w:pStyle w:val="Heading2"/>
       </w:pPr>
       <w:r>
+        <w:rPr>
+          <w:color w:val="4F81BD"/>
+          <w:sz w:val="28"/>
+        </w:rPr>
         <w:t>Referências</w:t>
       </w:r>
     </w:p>
@@ -4450,7 +6320,7 @@
         <w:pStyle w:val="ListBullet"/>
       </w:pPr>
       <w:r>
-        <w:t>Documento interno: `02_MasterDictionary/AUTO/AUTO-0077.md`</w:t>
+        <w:t>Documento interno: 02_MasterDictionary/AUTO/AUTO-0079.md</w:t>
       </w:r>
     </w:p>
     <w:p>
@@ -4458,6 +6328,10 @@
         <w:pStyle w:val="Heading2"/>
       </w:pPr>
       <w:r>
+        <w:rPr>
+          <w:color w:val="4F81BD"/>
+          <w:sz w:val="28"/>
+        </w:rPr>
         <w:t>Tags</w:t>
       </w:r>
     </w:p>
@@ -4498,6 +6372,10 @@
         <w:pStyle w:val="Heading2"/>
       </w:pPr>
       <w:r>
+        <w:rPr>
+          <w:color w:val="4F81BD"/>
+          <w:sz w:val="28"/>
+        </w:rPr>
         <w:t>Veja também</w:t>
       </w:r>
     </w:p>
@@ -4506,7 +6384,7 @@
         <w:pStyle w:val="ListBullet"/>
       </w:pPr>
       <w:r>
-        <w:t>`02_MasterDictionary/AUTO/AUTO-0077.md`</w:t>
+        <w:t>02_MasterDictionary/AUTO/AUTO-0079.md</w:t>
       </w:r>
     </w:p>
     <w:p>
@@ -4514,35 +6392,51 @@
         <w:pStyle w:val="Heading2"/>
       </w:pPr>
       <w:r>
+        <w:rPr>
+          <w:color w:val="4F81BD"/>
+          <w:sz w:val="28"/>
+        </w:rPr>
         <w:t>Histórico de revisão</w:t>
       </w:r>
     </w:p>
     <w:p>
       <w:r>
+        <w:rPr>
+          <w:rFonts w:ascii="Courier New" w:hAnsi="Courier New"/>
+          <w:sz w:val="16"/>
+        </w:rPr>
         <w:t>| Data | Versão | Autor | Alteração |</w:t>
       </w:r>
     </w:p>
     <w:p>
       <w:r>
+        <w:rPr>
+          <w:rFonts w:ascii="Courier New" w:hAnsi="Courier New"/>
+          <w:sz w:val="16"/>
+        </w:rPr>
         <w:t>| --- | --- | --- | --- |</w:t>
       </w:r>
     </w:p>
     <w:p>
       <w:r>
+        <w:rPr>
+          <w:rFonts w:ascii="Courier New" w:hAnsi="Courier New"/>
+          <w:sz w:val="16"/>
+        </w:rPr>
         <w:t>| 2026-06-25 | 0.1 | JP-BR Insurance Knowledge Base | Criação inicial. |</w:t>
       </w:r>
     </w:p>
-    <w:p>
-      <w:r>
-        <w:t>————————————————————————</w:t>
-      </w:r>
-    </w:p>
+    <w:p/>
     <w:p>
       <w:pPr>
         <w:pStyle w:val="Heading1"/>
       </w:pPr>
       <w:r>
-        <w:t>FAQ-AUTO-0075 - Estou coberto se dirigir outro carro?</w:t>
+        <w:rPr>
+          <w:color w:val="4F81BD"/>
+          <w:sz w:val="32"/>
+        </w:rPr>
+        <w:t>FAQ-AUTO-0077 - Para que serve a cobertura de responsabilidade civil pessoal?</w:t>
       </w:r>
     </w:p>
     <w:p>
@@ -4550,6 +6444,10 @@
         <w:pStyle w:val="Heading2"/>
       </w:pPr>
       <w:r>
+        <w:rPr>
+          <w:color w:val="4F81BD"/>
+          <w:sz w:val="28"/>
+        </w:rPr>
         <w:t>Controle</w:t>
       </w:r>
     </w:p>
@@ -4590,12 +6488,16 @@
         <w:pStyle w:val="Heading2"/>
       </w:pPr>
       <w:r>
+        <w:rPr>
+          <w:color w:val="4F81BD"/>
+          <w:sz w:val="28"/>
+        </w:rPr>
         <w:t>Código</w:t>
       </w:r>
     </w:p>
     <w:p>
       <w:r>
-        <w:t>FAQ-AUTO-0075</w:t>
+        <w:t>FAQ-AUTO-0077</w:t>
       </w:r>
     </w:p>
     <w:p>
@@ -4603,6 +6505,10 @@
         <w:pStyle w:val="Heading2"/>
       </w:pPr>
       <w:r>
+        <w:rPr>
+          <w:color w:val="4F81BD"/>
+          <w:sz w:val="28"/>
+        </w:rPr>
         <w:t>Categoria</w:t>
       </w:r>
     </w:p>
@@ -4616,12 +6522,16 @@
         <w:pStyle w:val="Heading2"/>
       </w:pPr>
       <w:r>
+        <w:rPr>
+          <w:color w:val="4F81BD"/>
+          <w:sz w:val="28"/>
+        </w:rPr>
         <w:t>Pergunta</w:t>
       </w:r>
     </w:p>
     <w:p>
       <w:r>
-        <w:t>Estou coberto se dirigir outro carro?</w:t>
+        <w:t>Para que serve a cobertura de responsabilidade civil pessoal?</w:t>
       </w:r>
     </w:p>
     <w:p>
@@ -4629,6 +6539,10 @@
         <w:pStyle w:val="Heading2"/>
       </w:pPr>
       <w:r>
+        <w:rPr>
+          <w:color w:val="4F81BD"/>
+          <w:sz w:val="28"/>
+        </w:rPr>
         <w:t>Situação de atendimento</w:t>
       </w:r>
     </w:p>
@@ -4642,12 +6556,16 @@
         <w:pStyle w:val="Heading2"/>
       </w:pPr>
       <w:r>
+        <w:rPr>
+          <w:color w:val="4F81BD"/>
+          <w:sz w:val="28"/>
+        </w:rPr>
         <w:t>Resposta técnica</w:t>
       </w:r>
     </w:p>
     <w:p>
       <w:r>
-        <w:t>Cobertura adicional que pode proteger o segurado ao dirigir veículo de outra pessoa, conforme regras da seguradora.</w:t>
+        <w:t>Cobertura adicional para responsabilidade civil em situações da vida cotidiana, fora do uso principal do veículo, conforme contrato.</w:t>
       </w:r>
     </w:p>
     <w:p>
@@ -4655,12 +6573,16 @@
         <w:pStyle w:val="Heading2"/>
       </w:pPr>
       <w:r>
+        <w:rPr>
+          <w:color w:val="4F81BD"/>
+          <w:sz w:val="28"/>
+        </w:rPr>
         <w:t>Como responder ao cliente brasileiro</w:t>
       </w:r>
     </w:p>
     <w:p>
       <w:r>
-        <w:t>Não presuma que dirigir outro carro está coberto. Precisamos verificar se existe essa cobertura adicional e suas condições.</w:t>
+        <w:t>Essa cobertura pode ajudar em situações cotidianas, mas precisa estar contratada e dentro das regras.</w:t>
       </w:r>
     </w:p>
     <w:p>
@@ -4668,6 +6590,10 @@
         <w:pStyle w:val="Heading2"/>
       </w:pPr>
       <w:r>
+        <w:rPr>
+          <w:color w:val="4F81BD"/>
+          <w:sz w:val="28"/>
+        </w:rPr>
         <w:t>Termos relacionados</w:t>
       </w:r>
     </w:p>
@@ -4676,7 +6602,7 @@
         <w:pStyle w:val="ListBullet"/>
       </w:pPr>
       <w:r>
-        <w:t>AUTO-0078 - 他車運転特約 - Cobertura adicional para dirigir outro veículo</w:t>
+        <w:t>AUTO-0080 - 個人賠償責任特約 - Cobertura adicional de responsabilidade civil pessoal</w:t>
       </w:r>
     </w:p>
     <w:p>
@@ -4684,6 +6610,10 @@
         <w:pStyle w:val="Heading2"/>
       </w:pPr>
       <w:r>
+        <w:rPr>
+          <w:color w:val="4F81BD"/>
+          <w:sz w:val="28"/>
+        </w:rPr>
         <w:t>Referências cruzadas</w:t>
       </w:r>
     </w:p>
@@ -4700,7 +6630,7 @@
         <w:pStyle w:val="ListBullet"/>
       </w:pPr>
       <w:r>
-        <w:t>CASE-AUTO-0034</w:t>
+        <w:t>CASE-AUTO-0035</w:t>
       </w:r>
     </w:p>
     <w:p>
@@ -4708,6 +6638,10 @@
         <w:pStyle w:val="Heading2"/>
       </w:pPr>
       <w:r>
+        <w:rPr>
+          <w:color w:val="4F81BD"/>
+          <w:sz w:val="28"/>
+        </w:rPr>
         <w:t>Referências</w:t>
       </w:r>
     </w:p>
@@ -4716,7 +6650,7 @@
         <w:pStyle w:val="ListBullet"/>
       </w:pPr>
       <w:r>
-        <w:t>Documento interno: `02_MasterDictionary/AUTO/AUTO-0078.md`</w:t>
+        <w:t>Documento interno: 02_MasterDictionary/AUTO/AUTO-0080.md</w:t>
       </w:r>
     </w:p>
     <w:p>
@@ -4724,6 +6658,10 @@
         <w:pStyle w:val="Heading2"/>
       </w:pPr>
       <w:r>
+        <w:rPr>
+          <w:color w:val="4F81BD"/>
+          <w:sz w:val="28"/>
+        </w:rPr>
         <w:t>Tags</w:t>
       </w:r>
     </w:p>
@@ -4764,6 +6702,10 @@
         <w:pStyle w:val="Heading2"/>
       </w:pPr>
       <w:r>
+        <w:rPr>
+          <w:color w:val="4F81BD"/>
+          <w:sz w:val="28"/>
+        </w:rPr>
         <w:t>Veja também</w:t>
       </w:r>
     </w:p>
@@ -4772,7 +6714,7 @@
         <w:pStyle w:val="ListBullet"/>
       </w:pPr>
       <w:r>
-        <w:t>`02_MasterDictionary/AUTO/AUTO-0078.md`</w:t>
+        <w:t>02_MasterDictionary/AUTO/AUTO-0080.md</w:t>
       </w:r>
     </w:p>
     <w:p>
@@ -4780,559 +6722,43 @@
         <w:pStyle w:val="Heading2"/>
       </w:pPr>
       <w:r>
+        <w:rPr>
+          <w:color w:val="4F81BD"/>
+          <w:sz w:val="28"/>
+        </w:rPr>
         <w:t>Histórico de revisão</w:t>
       </w:r>
     </w:p>
     <w:p>
       <w:r>
+        <w:rPr>
+          <w:rFonts w:ascii="Courier New" w:hAnsi="Courier New"/>
+          <w:sz w:val="16"/>
+        </w:rPr>
         <w:t>| Data | Versão | Autor | Alteração |</w:t>
       </w:r>
     </w:p>
     <w:p>
       <w:r>
+        <w:rPr>
+          <w:rFonts w:ascii="Courier New" w:hAnsi="Courier New"/>
+          <w:sz w:val="16"/>
+        </w:rPr>
         <w:t>| --- | --- | --- | --- |</w:t>
       </w:r>
     </w:p>
     <w:p>
       <w:r>
-        <w:t>| 2026-06-25 | 0.1 | JP-BR Insurance Knowledge Base | Criação inicial. |</w:t>
-      </w:r>
-    </w:p>
-    <w:p>
-      <w:r>
-        <w:t>————————————————————————</w:t>
-      </w:r>
-    </w:p>
-    <w:p>
-      <w:pPr>
-        <w:pStyle w:val="Heading1"/>
-      </w:pPr>
-      <w:r>
-        <w:t>FAQ-AUTO-0076 - A cobertura para moto pequena da família está incluída automaticamente?</w:t>
-      </w:r>
-    </w:p>
-    <w:p>
-      <w:pPr>
-        <w:pStyle w:val="Heading2"/>
-      </w:pPr>
-      <w:r>
-        <w:t>Controle</w:t>
-      </w:r>
-    </w:p>
-    <w:p>
-      <w:pPr>
-        <w:pStyle w:val="ListBullet"/>
-      </w:pPr>
-      <w:r>
-        <w:t>Versão: 0.1</w:t>
-      </w:r>
-    </w:p>
-    <w:p>
-      <w:pPr>
-        <w:pStyle w:val="ListBullet"/>
-      </w:pPr>
-      <w:r>
-        <w:t>Data: 2026-06-25</w:t>
-      </w:r>
-    </w:p>
-    <w:p>
-      <w:pPr>
-        <w:pStyle w:val="ListBullet"/>
-      </w:pPr>
-      <w:r>
-        <w:t>Autor: JP-BR Insurance Knowledge Base</w:t>
-      </w:r>
-    </w:p>
-    <w:p>
-      <w:pPr>
-        <w:pStyle w:val="ListBullet"/>
-      </w:pPr>
-      <w:r>
-        <w:t>Histórico: Criação inicial.</w:t>
-      </w:r>
-    </w:p>
-    <w:p>
-      <w:pPr>
-        <w:pStyle w:val="Heading2"/>
-      </w:pPr>
-      <w:r>
-        <w:t>Código</w:t>
-      </w:r>
-    </w:p>
-    <w:p>
-      <w:r>
-        <w:t>FAQ-AUTO-0076</w:t>
-      </w:r>
-    </w:p>
-    <w:p>
-      <w:pPr>
-        <w:pStyle w:val="Heading2"/>
-      </w:pPr>
-      <w:r>
-        <w:t>Categoria</w:t>
-      </w:r>
-    </w:p>
-    <w:p>
-      <w:r>
-        <w:t>AUTO</w:t>
-      </w:r>
-    </w:p>
-    <w:p>
-      <w:pPr>
-        <w:pStyle w:val="Heading2"/>
-      </w:pPr>
-      <w:r>
-        <w:t>Pergunta</w:t>
-      </w:r>
-    </w:p>
-    <w:p>
-      <w:r>
-        <w:t>A cobertura para moto pequena da família está incluída automaticamente?</w:t>
-      </w:r>
-    </w:p>
-    <w:p>
-      <w:pPr>
-        <w:pStyle w:val="Heading2"/>
-      </w:pPr>
-      <w:r>
-        <w:t>Situação de atendimento</w:t>
-      </w:r>
-    </w:p>
-    <w:p>
-      <w:r>
-        <w:t>Cliente pergunta se uma situação especial, exclusão ou cobertura adicional se aplica ao seguro de automóvel.</w:t>
-      </w:r>
-    </w:p>
-    <w:p>
-      <w:pPr>
-        <w:pStyle w:val="Heading2"/>
-      </w:pPr>
-      <w:r>
-        <w:t>Resposta técnica</w:t>
-      </w:r>
-    </w:p>
-    <w:p>
-      <w:r>
-        <w:t>Cobertura adicional relacionada ao uso de determinadas motocicletas pequenas ou ciclomotores por membros da família, conforme contrato.</w:t>
-      </w:r>
-    </w:p>
-    <w:p>
-      <w:pPr>
-        <w:pStyle w:val="Heading2"/>
-      </w:pPr>
-      <w:r>
-        <w:t>Como responder ao cliente brasileiro</w:t>
-      </w:r>
-    </w:p>
-    <w:p>
-      <w:r>
-        <w:t>Se a família usa moto pequena, essa cobertura pode ser importante, mas depende das regras da seguradora.</w:t>
-      </w:r>
-    </w:p>
-    <w:p>
-      <w:pPr>
-        <w:pStyle w:val="Heading2"/>
-      </w:pPr>
-      <w:r>
-        <w:t>Termos relacionados</w:t>
-      </w:r>
-    </w:p>
-    <w:p>
-      <w:pPr>
-        <w:pStyle w:val="ListBullet"/>
-      </w:pPr>
-      <w:r>
-        <w:t>AUTO-0079 - ファミリーバイク特約 - Cobertura adicional para moto pequena da família</w:t>
-      </w:r>
-    </w:p>
-    <w:p>
-      <w:pPr>
-        <w:pStyle w:val="Heading2"/>
-      </w:pPr>
-      <w:r>
-        <w:t>Referências cruzadas</w:t>
-      </w:r>
-    </w:p>
-    <w:p>
-      <w:pPr>
-        <w:pStyle w:val="ListBullet"/>
-      </w:pPr>
-      <w:r>
-        <w:t>DIALOGUE-AUTO-0025</w:t>
-      </w:r>
-    </w:p>
-    <w:p>
-      <w:pPr>
-        <w:pStyle w:val="ListBullet"/>
-      </w:pPr>
-      <w:r>
-        <w:t>CASE-AUTO-0035</w:t>
-      </w:r>
-    </w:p>
-    <w:p>
-      <w:pPr>
-        <w:pStyle w:val="Heading2"/>
-      </w:pPr>
-      <w:r>
-        <w:t>Referências</w:t>
-      </w:r>
-    </w:p>
-    <w:p>
-      <w:pPr>
-        <w:pStyle w:val="ListBullet"/>
-      </w:pPr>
-      <w:r>
-        <w:t>Documento interno: `02_MasterDictionary/AUTO/AUTO-0079.md`</w:t>
-      </w:r>
-    </w:p>
-    <w:p>
-      <w:pPr>
-        <w:pStyle w:val="Heading2"/>
-      </w:pPr>
-      <w:r>
-        <w:t>Tags</w:t>
-      </w:r>
-    </w:p>
-    <w:p>
-      <w:pPr>
-        <w:pStyle w:val="ListBullet"/>
-      </w:pPr>
-      <w:r>
-        <w:t>faq</w:t>
-      </w:r>
-    </w:p>
-    <w:p>
-      <w:pPr>
-        <w:pStyle w:val="ListBullet"/>
-      </w:pPr>
-      <w:r>
-        <w:t>auto</w:t>
-      </w:r>
-    </w:p>
-    <w:p>
-      <w:pPr>
-        <w:pStyle w:val="ListBullet"/>
-      </w:pPr>
-      <w:r>
-        <w:t>exclusao</w:t>
-      </w:r>
-    </w:p>
-    <w:p>
-      <w:pPr>
-        <w:pStyle w:val="ListBullet"/>
-      </w:pPr>
-      <w:r>
-        <w:t>cobertura</w:t>
-      </w:r>
-    </w:p>
-    <w:p>
-      <w:pPr>
-        <w:pStyle w:val="Heading2"/>
-      </w:pPr>
-      <w:r>
-        <w:t>Veja também</w:t>
-      </w:r>
-    </w:p>
-    <w:p>
-      <w:pPr>
-        <w:pStyle w:val="ListBullet"/>
-      </w:pPr>
-      <w:r>
-        <w:t>`02_MasterDictionary/AUTO/AUTO-0079.md`</w:t>
-      </w:r>
-    </w:p>
-    <w:p>
-      <w:pPr>
-        <w:pStyle w:val="Heading2"/>
-      </w:pPr>
-      <w:r>
-        <w:t>Histórico de revisão</w:t>
-      </w:r>
-    </w:p>
-    <w:p>
-      <w:r>
-        <w:t>| Data | Versão | Autor | Alteração |</w:t>
-      </w:r>
-    </w:p>
-    <w:p>
-      <w:r>
-        <w:t>| --- | --- | --- | --- |</w:t>
-      </w:r>
-    </w:p>
-    <w:p>
-      <w:r>
-        <w:t>| 2026-06-25 | 0.1 | JP-BR Insurance Knowledge Base | Criação inicial. |</w:t>
-      </w:r>
-    </w:p>
-    <w:p>
-      <w:r>
-        <w:t>————————————————————————</w:t>
-      </w:r>
-    </w:p>
-    <w:p>
-      <w:pPr>
-        <w:pStyle w:val="Heading1"/>
-      </w:pPr>
-      <w:r>
-        <w:t>FAQ-AUTO-0077 - Para que serve a cobertura de responsabilidade civil pessoal?</w:t>
-      </w:r>
-    </w:p>
-    <w:p>
-      <w:pPr>
-        <w:pStyle w:val="Heading2"/>
-      </w:pPr>
-      <w:r>
-        <w:t>Controle</w:t>
-      </w:r>
-    </w:p>
-    <w:p>
-      <w:pPr>
-        <w:pStyle w:val="ListBullet"/>
-      </w:pPr>
-      <w:r>
-        <w:t>Versão: 0.1</w:t>
-      </w:r>
-    </w:p>
-    <w:p>
-      <w:pPr>
-        <w:pStyle w:val="ListBullet"/>
-      </w:pPr>
-      <w:r>
-        <w:t>Data: 2026-06-25</w:t>
-      </w:r>
-    </w:p>
-    <w:p>
-      <w:pPr>
-        <w:pStyle w:val="ListBullet"/>
-      </w:pPr>
-      <w:r>
-        <w:t>Autor: JP-BR Insurance Knowledge Base</w:t>
-      </w:r>
-    </w:p>
-    <w:p>
-      <w:pPr>
-        <w:pStyle w:val="ListBullet"/>
-      </w:pPr>
-      <w:r>
-        <w:t>Histórico: Criação inicial.</w:t>
-      </w:r>
-    </w:p>
-    <w:p>
-      <w:pPr>
-        <w:pStyle w:val="Heading2"/>
-      </w:pPr>
-      <w:r>
-        <w:t>Código</w:t>
-      </w:r>
-    </w:p>
-    <w:p>
-      <w:r>
-        <w:t>FAQ-AUTO-0077</w:t>
-      </w:r>
-    </w:p>
-    <w:p>
-      <w:pPr>
-        <w:pStyle w:val="Heading2"/>
-      </w:pPr>
-      <w:r>
-        <w:t>Categoria</w:t>
-      </w:r>
-    </w:p>
-    <w:p>
-      <w:r>
-        <w:t>AUTO</w:t>
-      </w:r>
-    </w:p>
-    <w:p>
-      <w:pPr>
-        <w:pStyle w:val="Heading2"/>
-      </w:pPr>
-      <w:r>
-        <w:t>Pergunta</w:t>
-      </w:r>
-    </w:p>
-    <w:p>
-      <w:r>
-        <w:t>Para que serve a cobertura de responsabilidade civil pessoal?</w:t>
-      </w:r>
-    </w:p>
-    <w:p>
-      <w:pPr>
-        <w:pStyle w:val="Heading2"/>
-      </w:pPr>
-      <w:r>
-        <w:t>Situação de atendimento</w:t>
-      </w:r>
-    </w:p>
-    <w:p>
-      <w:r>
-        <w:t>Cliente pergunta se uma situação especial, exclusão ou cobertura adicional se aplica ao seguro de automóvel.</w:t>
-      </w:r>
-    </w:p>
-    <w:p>
-      <w:pPr>
-        <w:pStyle w:val="Heading2"/>
-      </w:pPr>
-      <w:r>
-        <w:t>Resposta técnica</w:t>
-      </w:r>
-    </w:p>
-    <w:p>
-      <w:r>
-        <w:t>Cobertura adicional para responsabilidade civil em situações da vida cotidiana, fora do uso principal do veículo, conforme contrato.</w:t>
-      </w:r>
-    </w:p>
-    <w:p>
-      <w:pPr>
-        <w:pStyle w:val="Heading2"/>
-      </w:pPr>
-      <w:r>
-        <w:t>Como responder ao cliente brasileiro</w:t>
-      </w:r>
-    </w:p>
-    <w:p>
-      <w:r>
-        <w:t>Essa cobertura pode ajudar em situações cotidianas, mas precisa estar contratada e dentro das regras.</w:t>
-      </w:r>
-    </w:p>
-    <w:p>
-      <w:pPr>
-        <w:pStyle w:val="Heading2"/>
-      </w:pPr>
-      <w:r>
-        <w:t>Termos relacionados</w:t>
-      </w:r>
-    </w:p>
-    <w:p>
-      <w:pPr>
-        <w:pStyle w:val="ListBullet"/>
-      </w:pPr>
-      <w:r>
-        <w:t>AUTO-0080 - 個人賠償責任特約 - Cobertura adicional de responsabilidade civil pessoal</w:t>
-      </w:r>
-    </w:p>
-    <w:p>
-      <w:pPr>
-        <w:pStyle w:val="Heading2"/>
-      </w:pPr>
-      <w:r>
-        <w:t>Referências cruzadas</w:t>
-      </w:r>
-    </w:p>
-    <w:p>
-      <w:pPr>
-        <w:pStyle w:val="ListBullet"/>
-      </w:pPr>
-      <w:r>
-        <w:t>DIALOGUE-AUTO-0025</w:t>
-      </w:r>
-    </w:p>
-    <w:p>
-      <w:pPr>
-        <w:pStyle w:val="ListBullet"/>
-      </w:pPr>
-      <w:r>
-        <w:t>CASE-AUTO-0035</w:t>
-      </w:r>
-    </w:p>
-    <w:p>
-      <w:pPr>
-        <w:pStyle w:val="Heading2"/>
-      </w:pPr>
-      <w:r>
-        <w:t>Referências</w:t>
-      </w:r>
-    </w:p>
-    <w:p>
-      <w:pPr>
-        <w:pStyle w:val="ListBullet"/>
-      </w:pPr>
-      <w:r>
-        <w:t>Documento interno: `02_MasterDictionary/AUTO/AUTO-0080.md`</w:t>
-      </w:r>
-    </w:p>
-    <w:p>
-      <w:pPr>
-        <w:pStyle w:val="Heading2"/>
-      </w:pPr>
-      <w:r>
-        <w:t>Tags</w:t>
-      </w:r>
-    </w:p>
-    <w:p>
-      <w:pPr>
-        <w:pStyle w:val="ListBullet"/>
-      </w:pPr>
-      <w:r>
-        <w:t>faq</w:t>
-      </w:r>
-    </w:p>
-    <w:p>
-      <w:pPr>
-        <w:pStyle w:val="ListBullet"/>
-      </w:pPr>
-      <w:r>
-        <w:t>auto</w:t>
-      </w:r>
-    </w:p>
-    <w:p>
-      <w:pPr>
-        <w:pStyle w:val="ListBullet"/>
-      </w:pPr>
-      <w:r>
-        <w:t>exclusao</w:t>
-      </w:r>
-    </w:p>
-    <w:p>
-      <w:pPr>
-        <w:pStyle w:val="ListBullet"/>
-      </w:pPr>
-      <w:r>
-        <w:t>cobertura</w:t>
-      </w:r>
-    </w:p>
-    <w:p>
-      <w:pPr>
-        <w:pStyle w:val="Heading2"/>
-      </w:pPr>
-      <w:r>
-        <w:t>Veja também</w:t>
-      </w:r>
-    </w:p>
-    <w:p>
-      <w:pPr>
-        <w:pStyle w:val="ListBullet"/>
-      </w:pPr>
-      <w:r>
-        <w:t>`02_MasterDictionary/AUTO/AUTO-0080.md`</w:t>
-      </w:r>
-    </w:p>
-    <w:p>
-      <w:pPr>
-        <w:pStyle w:val="Heading2"/>
-      </w:pPr>
-      <w:r>
-        <w:t>Histórico de revisão</w:t>
-      </w:r>
-    </w:p>
-    <w:p>
-      <w:r>
-        <w:t>| Data | Versão | Autor | Alteração |</w:t>
-      </w:r>
-    </w:p>
-    <w:p>
-      <w:r>
-        <w:t>| --- | --- | --- | --- |</w:t>
-      </w:r>
-    </w:p>
-    <w:p>
-      <w:r>
+        <w:rPr>
+          <w:rFonts w:ascii="Courier New" w:hAnsi="Courier New"/>
+          <w:sz w:val="16"/>
+        </w:rPr>
         <w:t>| 2026-06-25 | 0.1 | JP-BR Insurance Knowledge Base | Criação inicial. |</w:t>
       </w:r>
     </w:p>
     <w:sectPr>
       <w:pgSz w:w="12240" w:h="15840"/>
-      <w:pgMar w:top="1440" w:right="1800" w:bottom="1440" w:left="1800" w:header="720" w:footer="720" w:gutter="0"/>
+      <w:pgMar w:top="1440" w:right="1440" w:bottom="1440" w:left="1440" w:header="720" w:footer="720" w:gutter="0"/>
       <w:cols w:space="720"/>
       <w:docGrid w:linePitch="360"/>
     </w:sectPr>
@@ -5704,8 +7130,8 @@
     <w:qFormat/>
     <w:rsid w:val="00FC693F"/>
     <w:rPr>
-      <w:rFonts w:ascii="Arial Unicode MS" w:hAnsi="Arial Unicode MS"/>
-      <w:sz w:val="20"/>
+      <w:rFonts w:ascii="Arial" w:hAnsi="Arial"/>
+      <w:sz w:val="22"/>
     </w:rPr>
   </w:style>
   <w:style w:type="paragraph" w:styleId="Header">
